--- a/pr-preview/pr-113/exploratory-descriptive-handout-tracked-changes.docx
+++ b/pr-preview/pr-113/exploratory-descriptive-handout-tracked-changes.docx
@@ -16,7 +16,7 @@
       </w:pPr>
       <w:del w:id="1" w:author="PR Preview" w:date="2026-01-01T00:00:00Z">
         <w:r>
-          <w:delText xml:space="preserve">Last modified: 2026-10-11 00:38:03 (PDT)</w:delText>
+          <w:delText xml:space="preserve">Last modified: 2026-10-12 19:38:44 (PDT)</w:delText>
         </w:r>
       </w:del>
     </w:p>
@@ -26,7 +26,7 @@
       </w:pPr>
       <w:ins w:id="2" w:author="PR Preview" w:date="2026-01-01T00:00:00Z">
         <w:r>
-          <w:t xml:space="preserve">Last modified: 2026-10-12 17:07:11 (PDT)</w:t>
+          <w:t xml:space="preserve">Last modified: 2026-10-12 19:39:01 (PDT)</w:t>
         </w:r>
       </w:ins>
     </w:p>

--- a/pr-preview/pr-113/exploratory-descriptive-handout-tracked-changes.docx
+++ b/pr-preview/pr-113/exploratory-descriptive-handout-tracked-changes.docx
@@ -26,7 +26,7 @@
       </w:pPr>
       <w:ins w:id="2" w:author="PR Preview" w:date="2026-01-01T00:00:00Z">
         <w:r>
-          <w:t xml:space="preserve">Last modified: 2026-10-12 19:39:01 (PDT)</w:t>
+          <w:t xml:space="preserve">Last modified: 2026-10-12 20:14:10 (PDT)</w:t>
         </w:r>
       </w:ins>
     </w:p>

--- a/pr-preview/pr-113/exploratory-descriptive-handout-tracked-changes.docx
+++ b/pr-preview/pr-113/exploratory-descriptive-handout-tracked-changes.docx
@@ -16,7 +16,7 @@
       </w:pPr>
       <w:del w:id="1" w:author="PR Preview" w:date="2026-01-01T00:00:00Z">
         <w:r>
-          <w:delText xml:space="preserve">Last modified: 2026-10-12 19:38:44 (PDT)</w:delText>
+          <w:delText xml:space="preserve">Last modified: 2026-10-12 20:15:07 (PDT)</w:delText>
         </w:r>
       </w:del>
     </w:p>
@@ -26,7 +26,7 @@
       </w:pPr>
       <w:ins w:id="2" w:author="PR Preview" w:date="2026-01-01T00:00:00Z">
         <w:r>
-          <w:t xml:space="preserve">Last modified: 2026-10-12 20:14:10 (PDT)</w:t>
+          <w:t xml:space="preserve">Last modified: 2026-10-12 20:27:20 (PDT)</w:t>
         </w:r>
       </w:ins>
     </w:p>

--- a/pr-preview/pr-113/exploratory-descriptive-handout-tracked-changes.docx
+++ b/pr-preview/pr-113/exploratory-descriptive-handout-tracked-changes.docx
@@ -16,7 +16,7 @@
       </w:pPr>
       <w:del w:id="1" w:author="PR Preview" w:date="2026-01-01T00:00:00Z">
         <w:r>
-          <w:delText xml:space="preserve">Last modified: 2026-10-12 20:15:07 (PDT)</w:delText>
+          <w:delText xml:space="preserve">Last modified: 2026-10-12 20:39:40 (PDT)</w:delText>
         </w:r>
       </w:del>
     </w:p>
@@ -26,11 +26,11 @@
       </w:pPr>
       <w:ins w:id="2" w:author="PR Preview" w:date="2026-01-01T00:00:00Z">
         <w:r>
-          <w:t xml:space="preserve">Last modified: 2026-10-12 20:27:20 (PDT)</w:t>
+          <w:t xml:space="preserve">Last modified: 2026-10-12 20:39:35 (PDT)</w:t>
         </w:r>
       </w:ins>
     </w:p>
-    <w:bookmarkStart w:id="15" w:name="introduction"/>
+    <w:bookmarkStart w:id="24" w:name="introduction"/>
     <w:p>
       <w:pPr>
         <w:pStyle w:val="Heading2"/>
@@ -1924,8 +1924,1186 @@
       </w:r>
     </w:p>
     <w:bookmarkEnd w:id="14"/>
+    <w:bookmarkStart w:id="23" w:name="sec-populations-samples"/>
+    <w:p>
+      <w:pPr>
+        <w:pStyle w:val="Heading3"/>
+      </w:pPr>
+      <w:r>
+        <w:t xml:space="preserve">1.4 Populations and samples</w:t>
+      </w:r>
+    </w:p>
+    <w:bookmarkStart w:id="15" w:name="def-population"/>
+    <w:p>
+      <w:pPr>
+        <w:pStyle w:val="FirstParagraph"/>
+      </w:pPr>
+      <w:r>
+        <w:rPr>
+          <w:b/>
+          <w:bCs/>
+        </w:rPr>
+        <w:t xml:space="preserve">Definition 1 (Population)</w:t>
+      </w:r>
+      <w:r>
+        <w:t xml:space="preserve"> </w:t>
+      </w:r>
+      <w:r>
+        <w:t xml:space="preserve">A</w:t>
+      </w:r>
+      <w:r>
+        <w:t xml:space="preserve"> </w:t>
+      </w:r>
+      <w:r>
+        <w:rPr>
+          <w:b/>
+          <w:bCs/>
+        </w:rPr>
+        <w:t xml:space="preserve">population</w:t>
+      </w:r>
+      <w:r>
+        <w:t xml:space="preserve"> </w:t>
+      </w:r>
+      <w:r>
+        <w:t xml:space="preserve">is the entire collection of units</w:t>
+      </w:r>
+      <w:r>
+        <w:t xml:space="preserve"> </w:t>
+      </w:r>
+      <w:r>
+        <w:t xml:space="preserve">(people, animals, objects, or events) that a study aims to learn about.</w:t>
+      </w:r>
+    </w:p>
     <w:bookmarkEnd w:id="15"/>
-    <w:bookmarkStart w:id="39" w:name="summarizing-a-single-variable"/>
+    <w:bookmarkStart w:id="18" w:name="def-population-distribution"/>
+    <w:p>
+      <w:pPr>
+        <w:pStyle w:val="BodyText"/>
+      </w:pPr>
+      <w:r>
+        <w:rPr>
+          <w:b/>
+          <w:bCs/>
+        </w:rPr>
+        <w:t xml:space="preserve">Definition 2 (Population distribution)</w:t>
+      </w:r>
+      <w:r>
+        <w:t xml:space="preserve"> </w:t>
+      </w:r>
+      <w:r>
+        <w:t xml:space="preserve">The</w:t>
+      </w:r>
+      <w:r>
+        <w:t xml:space="preserve"> </w:t>
+      </w:r>
+      <w:r>
+        <w:rPr>
+          <w:b/>
+          <w:bCs/>
+        </w:rPr>
+        <w:t xml:space="preserve">population distribution</w:t>
+      </w:r>
+      <w:r>
+        <w:t xml:space="preserve"> </w:t>
+      </w:r>
+      <w:r>
+        <w:t xml:space="preserve">of a variable</w:t>
+      </w:r>
+      <w:r>
+        <w:t xml:space="preserve"> </w:t>
+      </w:r>
+      <m:oMath>
+        <m:r>
+          <m:t>X</m:t>
+        </m:r>
+      </m:oMath>
+      <w:r>
+        <w:t xml:space="preserve"> </w:t>
+      </w:r>
+      <w:r>
+        <w:t xml:space="preserve">is the distribution of</w:t>
+      </w:r>
+      <w:r>
+        <w:t xml:space="preserve"> </w:t>
+      </w:r>
+      <m:oMath>
+        <m:r>
+          <m:t>X</m:t>
+        </m:r>
+      </m:oMath>
+      <w:r>
+        <w:t xml:space="preserve"> </w:t>
+      </w:r>
+      <w:r>
+        <w:t xml:space="preserve">for a unit</w:t>
+      </w:r>
+      <w:r>
+        <w:t xml:space="preserve"> </w:t>
+      </w:r>
+      <w:hyperlink r:id="rId16">
+        <w:r>
+          <w:rPr>
+            <w:rStyle w:val="Hyperlink"/>
+          </w:rPr>
+          <w:t xml:space="preserve">chosen at random</w:t>
+        </w:r>
+      </w:hyperlink>
+      <w:r>
+        <w:t xml:space="preserve"> </w:t>
+      </w:r>
+      <w:r>
+        <w:t xml:space="preserve">from a population (</w:t>
+      </w:r>
+      <w:hyperlink w:anchor="def-population">
+        <w:r>
+          <w:rPr>
+            <w:rStyle w:val="Hyperlink"/>
+          </w:rPr>
+          <w:t xml:space="preserve">Definition 1</w:t>
+        </w:r>
+      </w:hyperlink>
+      <w:r>
+        <w:t xml:space="preserve">):</w:t>
+      </w:r>
+      <w:r>
+        <w:t xml:space="preserve"> </w:t>
+      </w:r>
+      <w:r>
+        <w:t xml:space="preserve">the</w:t>
+      </w:r>
+      <w:r>
+        <w:t xml:space="preserve"> </w:t>
+      </w:r>
+      <w:hyperlink r:id="rId17">
+        <w:r>
+          <w:rPr>
+            <w:rStyle w:val="Hyperlink"/>
+          </w:rPr>
+          <w:t xml:space="preserve">probability</w:t>
+        </w:r>
+      </w:hyperlink>
+      <w:r>
+        <w:t xml:space="preserve"> </w:t>
+      </w:r>
+      <w:r>
+        <w:t xml:space="preserve">that</w:t>
+      </w:r>
+      <w:r>
+        <w:t xml:space="preserve"> </w:t>
+      </w:r>
+      <m:oMath>
+        <m:r>
+          <m:t>X</m:t>
+        </m:r>
+      </m:oMath>
+      <w:r>
+        <w:t xml:space="preserve"> </w:t>
+      </w:r>
+      <w:r>
+        <w:t xml:space="preserve">falls in a set</w:t>
+      </w:r>
+      <w:r>
+        <w:t xml:space="preserve"> </w:t>
+      </w:r>
+      <m:oMath>
+        <m:r>
+          <m:t>A</m:t>
+        </m:r>
+      </m:oMath>
+      <w:r>
+        <w:t xml:space="preserve"> </w:t>
+      </w:r>
+      <w:r>
+        <w:t xml:space="preserve">is</w:t>
+      </w:r>
+    </w:p>
+    <w:p>
+      <w:pPr>
+        <w:pStyle w:val="BodyText"/>
+      </w:pPr>
+      <m:oMathPara>
+        <m:oMathParaPr>
+          <m:jc m:val="center"/>
+        </m:oMathParaPr>
+        <m:oMath>
+          <m:r>
+            <m:rPr>
+              <m:sty m:val="p"/>
+            </m:rPr>
+            <m:t>P</m:t>
+          </m:r>
+          <m:r>
+            <m:t>​</m:t>
+          </m:r>
+          <m:d>
+            <m:dPr>
+              <m:begChr m:val="("/>
+              <m:sepChr m:val=""/>
+              <m:endChr m:val=")"/>
+              <m:grow/>
+            </m:dPr>
+            <m:e>
+              <m:r>
+                <m:t>A</m:t>
+              </m:r>
+            </m:e>
+          </m:d>
+          <m:r>
+            <m:t>​</m:t>
+          </m:r>
+          <m:limUpp>
+            <m:e>
+              <m:r>
+                <m:rPr>
+                  <m:sty m:val="p"/>
+                </m:rPr>
+                <m:t>=</m:t>
+              </m:r>
+            </m:e>
+            <m:lim>
+              <m:r>
+                <m:rPr>
+                  <m:nor/>
+                  <m:sty m:val="p"/>
+                </m:rPr>
+                <m:t>def</m:t>
+              </m:r>
+            </m:lim>
+          </m:limUpp>
+          <m:r>
+            <m:rPr>
+              <m:sty m:val="p"/>
+            </m:rPr>
+            <m:t>Pr</m:t>
+          </m:r>
+          <m:r>
+            <m:rPr>
+              <m:sty m:val="p"/>
+            </m:rPr>
+            <m:t>(</m:t>
+          </m:r>
+          <m:r>
+            <m:t>X</m:t>
+          </m:r>
+          <m:r>
+            <m:rPr>
+              <m:sty m:val="p"/>
+            </m:rPr>
+            <m:t>∈</m:t>
+          </m:r>
+          <m:r>
+            <m:t>A</m:t>
+          </m:r>
+          <m:r>
+            <m:rPr>
+              <m:sty m:val="p"/>
+            </m:rPr>
+            <m:t>)</m:t>
+          </m:r>
+          <m:r>
+            <m:rPr>
+              <m:sty m:val="p"/>
+            </m:rPr>
+            <m:t>,</m:t>
+          </m:r>
+        </m:oMath>
+      </m:oMathPara>
+    </w:p>
+    <w:p>
+      <w:pPr>
+        <w:pStyle w:val="FirstParagraph"/>
+      </w:pPr>
+      <w:r>
+        <w:t xml:space="preserve">where the probability refers to the random choice of the unit.</w:t>
+      </w:r>
+    </w:p>
+    <w:bookmarkEnd w:id="18"/>
+    <w:p>
+      <w:pPr>
+        <w:pStyle w:val="BodyText"/>
+      </w:pPr>
+      <w:r>
+        <w:rPr>
+          <w:i/>
+          <w:iCs/>
+        </w:rPr>
+        <w:t xml:space="preserve">Remark</w:t>
+      </w:r>
+      <w:r>
+        <w:t xml:space="preserve">. </w:t>
+      </w:r>
+      <w:r>
+        <w:t xml:space="preserve">A population may be finite or infinite.</w:t>
+      </w:r>
+      <w:r>
+        <w:t xml:space="preserve"> </w:t>
+      </w:r>
+      <w:r>
+        <w:t xml:space="preserve">For a finite population</w:t>
+      </w:r>
+      <w:r>
+        <w:t xml:space="preserve"> </w:t>
+      </w:r>
+      <m:oMath>
+        <m:r>
+          <m:t>U</m:t>
+        </m:r>
+      </m:oMath>
+      <w:r>
+        <w:t xml:space="preserve"> </w:t>
+      </w:r>
+      <w:r>
+        <w:t xml:space="preserve">of</w:t>
+      </w:r>
+      <w:r>
+        <w:t xml:space="preserve"> </w:t>
+      </w:r>
+      <m:oMath>
+        <m:r>
+          <m:t>N</m:t>
+        </m:r>
+      </m:oMath>
+      <w:r>
+        <w:t xml:space="preserve"> </w:t>
+      </w:r>
+      <w:r>
+        <w:t xml:space="preserve">units, with</w:t>
+      </w:r>
+      <w:r>
+        <w:t xml:space="preserve"> </w:t>
+      </w:r>
+      <m:oMath>
+        <m:r>
+          <m:t>X</m:t>
+        </m:r>
+        <m:r>
+          <m:rPr>
+            <m:sty m:val="p"/>
+          </m:rPr>
+          <m:t>(</m:t>
+        </m:r>
+        <m:r>
+          <m:t>u</m:t>
+        </m:r>
+        <m:r>
+          <m:rPr>
+            <m:sty m:val="p"/>
+          </m:rPr>
+          <m:t>)</m:t>
+        </m:r>
+      </m:oMath>
+      <w:r>
+        <w:t xml:space="preserve"> </w:t>
+      </w:r>
+      <w:r>
+        <w:t xml:space="preserve">the value of</w:t>
+      </w:r>
+      <w:r>
+        <w:t xml:space="preserve"> </w:t>
+      </w:r>
+      <m:oMath>
+        <m:r>
+          <m:t>X</m:t>
+        </m:r>
+      </m:oMath>
+      <w:r>
+        <w:t xml:space="preserve"> </w:t>
+      </w:r>
+      <w:r>
+        <w:t xml:space="preserve">for unit</w:t>
+      </w:r>
+      <w:r>
+        <w:t xml:space="preserve"> </w:t>
+      </w:r>
+      <m:oMath>
+        <m:r>
+          <m:t>u</m:t>
+        </m:r>
+      </m:oMath>
+      <w:r>
+        <w:t xml:space="preserve">,</w:t>
+      </w:r>
+      <w:r>
+        <w:t xml:space="preserve"> </w:t>
+      </w:r>
+      <w:r>
+        <w:t xml:space="preserve">the random choice gives each unit probability</w:t>
+      </w:r>
+      <w:r>
+        <w:t xml:space="preserve"> </w:t>
+      </w:r>
+      <m:oMath>
+        <m:r>
+          <m:t>1</m:t>
+        </m:r>
+        <m:r>
+          <m:rPr>
+            <m:sty m:val="p"/>
+          </m:rPr>
+          <m:t>/</m:t>
+        </m:r>
+        <m:r>
+          <m:t>N</m:t>
+        </m:r>
+      </m:oMath>
+      <w:r>
+        <w:t xml:space="preserve">, so</w:t>
+      </w:r>
+    </w:p>
+    <w:p>
+      <w:pPr>
+        <w:pStyle w:val="BodyText"/>
+      </w:pPr>
+      <m:oMathPara>
+        <m:oMathParaPr>
+          <m:jc m:val="center"/>
+        </m:oMathParaPr>
+        <m:oMath>
+          <m:r>
+            <m:rPr>
+              <m:sty m:val="p"/>
+            </m:rPr>
+            <m:t>P</m:t>
+          </m:r>
+          <m:r>
+            <m:t>​</m:t>
+          </m:r>
+          <m:d>
+            <m:dPr>
+              <m:begChr m:val="("/>
+              <m:sepChr m:val=""/>
+              <m:endChr m:val=")"/>
+              <m:grow/>
+            </m:dPr>
+            <m:e>
+              <m:r>
+                <m:t>A</m:t>
+              </m:r>
+            </m:e>
+          </m:d>
+          <m:r>
+            <m:t>​</m:t>
+          </m:r>
+          <m:r>
+            <m:rPr>
+              <m:sty m:val="p"/>
+            </m:rPr>
+            <m:t>=</m:t>
+          </m:r>
+          <m:f>
+            <m:fPr>
+              <m:type m:val="bar"/>
+            </m:fPr>
+            <m:num>
+              <m:r>
+                <m:t>​</m:t>
+              </m:r>
+              <m:d>
+                <m:dPr>
+                  <m:begChr m:val="|"/>
+                  <m:sepChr m:val=""/>
+                  <m:endChr m:val="|"/>
+                  <m:grow/>
+                </m:dPr>
+                <m:e>
+                  <m:r>
+                    <m:t>​</m:t>
+                  </m:r>
+                  <m:d>
+                    <m:dPr>
+                      <m:begChr m:val="{"/>
+                      <m:sepChr m:val=""/>
+                      <m:endChr m:val="}"/>
+                      <m:grow/>
+                    </m:dPr>
+                    <m:e>
+                      <m:r>
+                        <m:t>u</m:t>
+                      </m:r>
+                      <m:r>
+                        <m:rPr>
+                          <m:sty m:val="p"/>
+                        </m:rPr>
+                        <m:t>∈</m:t>
+                      </m:r>
+                      <m:r>
+                        <m:t>U</m:t>
+                      </m:r>
+                      <m:r>
+                        <m:rPr>
+                          <m:sty m:val="p"/>
+                        </m:rPr>
+                        <m:t>:</m:t>
+                      </m:r>
+                      <m:r>
+                        <m:t>X</m:t>
+                      </m:r>
+                      <m:r>
+                        <m:rPr>
+                          <m:sty m:val="p"/>
+                        </m:rPr>
+                        <m:t>(</m:t>
+                      </m:r>
+                      <m:r>
+                        <m:t>u</m:t>
+                      </m:r>
+                      <m:r>
+                        <m:rPr>
+                          <m:sty m:val="p"/>
+                        </m:rPr>
+                        <m:t>)</m:t>
+                      </m:r>
+                      <m:r>
+                        <m:rPr>
+                          <m:sty m:val="p"/>
+                        </m:rPr>
+                        <m:t>∈</m:t>
+                      </m:r>
+                      <m:r>
+                        <m:t>A</m:t>
+                      </m:r>
+                    </m:e>
+                  </m:d>
+                  <m:r>
+                    <m:t>​</m:t>
+                  </m:r>
+                </m:e>
+              </m:d>
+              <m:r>
+                <m:t>​</m:t>
+              </m:r>
+            </m:num>
+            <m:den>
+              <m:r>
+                <m:t>N</m:t>
+              </m:r>
+            </m:den>
+          </m:f>
+          <m:r>
+            <m:rPr>
+              <m:sty m:val="p"/>
+            </m:rPr>
+            <m:t>.</m:t>
+          </m:r>
+        </m:oMath>
+      </m:oMathPara>
+    </w:p>
+    <w:p>
+      <w:pPr>
+        <w:pStyle w:val="FirstParagraph"/>
+      </w:pPr>
+      <w:r>
+        <w:t xml:space="preserve">An infinite population, such as all the coin flips a coin could ever produce,</w:t>
+      </w:r>
+      <w:r>
+        <w:t xml:space="preserve"> </w:t>
+      </w:r>
+      <w:r>
+        <w:t xml:space="preserve">is described directly by a distribution.</w:t>
+      </w:r>
+      <w:r>
+        <w:t xml:space="preserve"> </w:t>
+      </w:r>
+      <w:r>
+        <w:t xml:space="preserve">The population distribution can equally be described by its</w:t>
+      </w:r>
+      <w:r>
+        <w:t xml:space="preserve"> </w:t>
+      </w:r>
+      <w:r>
+        <w:t xml:space="preserve">cumulative distribution function</w:t>
+      </w:r>
+      <w:r>
+        <w:t xml:space="preserve"> </w:t>
+      </w:r>
+      <m:oMath>
+        <m:r>
+          <m:rPr>
+            <m:sty m:val="p"/>
+          </m:rPr>
+          <m:t>F</m:t>
+        </m:r>
+        <m:r>
+          <m:t>​</m:t>
+        </m:r>
+        <m:d>
+          <m:dPr>
+            <m:begChr m:val="("/>
+            <m:sepChr m:val=""/>
+            <m:endChr m:val=")"/>
+            <m:grow/>
+          </m:dPr>
+          <m:e>
+            <m:r>
+              <m:t>t</m:t>
+            </m:r>
+          </m:e>
+        </m:d>
+        <m:r>
+          <m:t>​</m:t>
+        </m:r>
+        <m:r>
+          <m:rPr>
+            <m:sty m:val="p"/>
+          </m:rPr>
+          <m:t>=</m:t>
+        </m:r>
+        <m:r>
+          <m:rPr>
+            <m:sty m:val="p"/>
+          </m:rPr>
+          <m:t>P</m:t>
+        </m:r>
+        <m:r>
+          <m:t>​</m:t>
+        </m:r>
+        <m:d>
+          <m:dPr>
+            <m:begChr m:val="("/>
+            <m:sepChr m:val=""/>
+            <m:endChr m:val=")"/>
+            <m:grow/>
+          </m:dPr>
+          <m:e>
+            <m:r>
+              <m:rPr>
+                <m:sty m:val="p"/>
+              </m:rPr>
+              <m:t>(</m:t>
+            </m:r>
+            <m:r>
+              <m:rPr>
+                <m:sty m:val="p"/>
+              </m:rPr>
+              <m:t>−</m:t>
+            </m:r>
+            <m:r>
+              <m:rPr>
+                <m:sty m:val="p"/>
+              </m:rPr>
+              <m:t>∞</m:t>
+            </m:r>
+            <m:r>
+              <m:rPr>
+                <m:sty m:val="p"/>
+              </m:rPr>
+              <m:t>,</m:t>
+            </m:r>
+            <m:r>
+              <m:t>t</m:t>
+            </m:r>
+            <m:r>
+              <m:rPr>
+                <m:sty m:val="p"/>
+              </m:rPr>
+              <m:t>]</m:t>
+            </m:r>
+          </m:e>
+        </m:d>
+        <m:r>
+          <m:t>​</m:t>
+        </m:r>
+      </m:oMath>
+      <w:r>
+        <w:t xml:space="preserve"> </w:t>
+      </w:r>
+      <w:r>
+        <w:t xml:space="preserve">or, when it has one, by its probability mass or density function.</w:t>
+      </w:r>
+    </w:p>
+    <w:bookmarkStart w:id="19" w:name="def-sample"/>
+    <w:p>
+      <w:pPr>
+        <w:pStyle w:val="BodyText"/>
+      </w:pPr>
+      <w:r>
+        <w:rPr>
+          <w:b/>
+          <w:bCs/>
+        </w:rPr>
+        <w:t xml:space="preserve">Definition 3 (Sample)</w:t>
+      </w:r>
+      <w:r>
+        <w:t xml:space="preserve"> </w:t>
+      </w:r>
+      <w:r>
+        <w:t xml:space="preserve">A</w:t>
+      </w:r>
+      <w:r>
+        <w:t xml:space="preserve"> </w:t>
+      </w:r>
+      <w:r>
+        <w:rPr>
+          <w:b/>
+          <w:bCs/>
+        </w:rPr>
+        <w:t xml:space="preserve">sample</w:t>
+      </w:r>
+      <w:r>
+        <w:t xml:space="preserve"> </w:t>
+      </w:r>
+      <w:r>
+        <w:t xml:space="preserve">of size</w:t>
+      </w:r>
+      <w:r>
+        <w:t xml:space="preserve"> </w:t>
+      </w:r>
+      <m:oMath>
+        <m:r>
+          <m:t>n</m:t>
+        </m:r>
+      </m:oMath>
+      <w:r>
+        <w:t xml:space="preserve"> </w:t>
+      </w:r>
+      <w:r>
+        <w:t xml:space="preserve">is the data</w:t>
+      </w:r>
+      <w:r>
+        <w:t xml:space="preserve"> </w:t>
+      </w:r>
+      <m:oMath>
+        <m:sSub>
+          <m:e>
+            <m:r>
+              <m:t>x</m:t>
+            </m:r>
+          </m:e>
+          <m:sub>
+            <m:r>
+              <m:t>1</m:t>
+            </m:r>
+          </m:sub>
+        </m:sSub>
+        <m:r>
+          <m:rPr>
+            <m:sty m:val="p"/>
+          </m:rPr>
+          <m:t>,</m:t>
+        </m:r>
+        <m:r>
+          <m:rPr>
+            <m:sty m:val="p"/>
+          </m:rPr>
+          <m:t>…</m:t>
+        </m:r>
+        <m:r>
+          <m:rPr>
+            <m:sty m:val="p"/>
+          </m:rPr>
+          <m:t>,</m:t>
+        </m:r>
+        <m:sSub>
+          <m:e>
+            <m:r>
+              <m:t>x</m:t>
+            </m:r>
+          </m:e>
+          <m:sub>
+            <m:r>
+              <m:t>n</m:t>
+            </m:r>
+          </m:sub>
+        </m:sSub>
+      </m:oMath>
+      <w:r>
+        <w:t xml:space="preserve"> </w:t>
+      </w:r>
+      <w:r>
+        <w:t xml:space="preserve">observed on</w:t>
+      </w:r>
+      <w:r>
+        <w:t xml:space="preserve"> </w:t>
+      </w:r>
+      <m:oMath>
+        <m:r>
+          <m:t>n</m:t>
+        </m:r>
+      </m:oMath>
+      <w:r>
+        <w:t xml:space="preserve"> </w:t>
+      </w:r>
+      <w:r>
+        <w:t xml:space="preserve">units drawn from a population (</w:t>
+      </w:r>
+      <w:hyperlink w:anchor="def-population">
+        <w:r>
+          <w:rPr>
+            <w:rStyle w:val="Hyperlink"/>
+          </w:rPr>
+          <w:t xml:space="preserve">Definition 1</w:t>
+        </w:r>
+      </w:hyperlink>
+      <w:r>
+        <w:t xml:space="preserve">).</w:t>
+      </w:r>
+    </w:p>
+    <w:bookmarkEnd w:id="19"/>
+    <w:bookmarkStart w:id="21" w:name="def-random-sample"/>
+    <w:p>
+      <w:pPr>
+        <w:pStyle w:val="BodyText"/>
+      </w:pPr>
+      <w:r>
+        <w:rPr>
+          <w:b/>
+          <w:bCs/>
+        </w:rPr>
+        <w:t xml:space="preserve">Definition 4 (Random sample)</w:t>
+      </w:r>
+      <w:r>
+        <w:t xml:space="preserve"> </w:t>
+      </w:r>
+      <w:r>
+        <w:t xml:space="preserve">A sample (</w:t>
+      </w:r>
+      <w:hyperlink w:anchor="def-sample">
+        <w:r>
+          <w:rPr>
+            <w:rStyle w:val="Hyperlink"/>
+          </w:rPr>
+          <w:t xml:space="preserve">Definition 3</w:t>
+        </w:r>
+      </w:hyperlink>
+      <w:r>
+        <w:t xml:space="preserve">) is a</w:t>
+      </w:r>
+      <w:r>
+        <w:t xml:space="preserve"> </w:t>
+      </w:r>
+      <w:r>
+        <w:rPr>
+          <w:b/>
+          <w:bCs/>
+        </w:rPr>
+        <w:t xml:space="preserve">random sample</w:t>
+      </w:r>
+      <w:r>
+        <w:t xml:space="preserve"> </w:t>
+      </w:r>
+      <w:r>
+        <w:t xml:space="preserve">when the units are chosen by a chance mechanism</w:t>
+      </w:r>
+      <w:r>
+        <w:t xml:space="preserve"> </w:t>
+      </w:r>
+      <w:r>
+        <w:t xml:space="preserve">such that the observations are</w:t>
+      </w:r>
+      <w:r>
+        <w:t xml:space="preserve"> </w:t>
+      </w:r>
+      <w:hyperlink r:id="rId20">
+        <w:r>
+          <w:rPr>
+            <w:rStyle w:val="Hyperlink"/>
+          </w:rPr>
+          <w:t xml:space="preserve">independent and identically distributed</w:t>
+        </w:r>
+      </w:hyperlink>
+      <w:r>
+        <w:t xml:space="preserve"> </w:t>
+      </w:r>
+      <w:r>
+        <w:t xml:space="preserve">draws from the population distribution (</w:t>
+      </w:r>
+      <w:hyperlink w:anchor="def-population-distribution">
+        <w:r>
+          <w:rPr>
+            <w:rStyle w:val="Hyperlink"/>
+          </w:rPr>
+          <w:t xml:space="preserve">Definition 2</w:t>
+        </w:r>
+      </w:hyperlink>
+      <w:r>
+        <w:t xml:space="preserve">):</w:t>
+      </w:r>
+    </w:p>
+    <w:p>
+      <w:pPr>
+        <w:pStyle w:val="BodyText"/>
+      </w:pPr>
+      <m:oMathPara>
+        <m:oMathParaPr>
+          <m:jc m:val="center"/>
+        </m:oMathParaPr>
+        <m:oMath>
+          <m:sSub>
+            <m:e>
+              <m:r>
+                <m:t>X</m:t>
+              </m:r>
+            </m:e>
+            <m:sub>
+              <m:r>
+                <m:t>1</m:t>
+              </m:r>
+            </m:sub>
+          </m:sSub>
+          <m:r>
+            <m:rPr>
+              <m:sty m:val="p"/>
+            </m:rPr>
+            <m:t>,</m:t>
+          </m:r>
+          <m:r>
+            <m:rPr>
+              <m:sty m:val="p"/>
+            </m:rPr>
+            <m:t>…</m:t>
+          </m:r>
+          <m:r>
+            <m:rPr>
+              <m:sty m:val="p"/>
+            </m:rPr>
+            <m:t>,</m:t>
+          </m:r>
+          <m:sSub>
+            <m:e>
+              <m:r>
+                <m:t>X</m:t>
+              </m:r>
+            </m:e>
+            <m:sub>
+              <m:r>
+                <m:t>n</m:t>
+              </m:r>
+            </m:sub>
+          </m:sSub>
+          <m:r>
+            <m:rPr>
+              <m:sty m:val="p"/>
+            </m:rPr>
+            <m:t>iid</m:t>
+          </m:r>
+          <m:r>
+            <m:t> </m:t>
+          </m:r>
+          <m:r>
+            <m:rPr>
+              <m:sty m:val="p"/>
+            </m:rPr>
+            <m:t>P</m:t>
+          </m:r>
+          <m:r>
+            <m:rPr>
+              <m:sty m:val="p"/>
+            </m:rPr>
+            <m:t>,</m:t>
+          </m:r>
+        </m:oMath>
+      </m:oMathPara>
+    </w:p>
+    <w:p>
+      <w:pPr>
+        <w:pStyle w:val="FirstParagraph"/>
+      </w:pPr>
+      <w:r>
+        <w:t xml:space="preserve">where</w:t>
+      </w:r>
+      <w:r>
+        <w:t xml:space="preserve"> </w:t>
+      </w:r>
+      <m:oMath>
+        <m:r>
+          <m:rPr>
+            <m:sty m:val="p"/>
+          </m:rPr>
+          <m:t>P</m:t>
+        </m:r>
+      </m:oMath>
+      <w:r>
+        <w:t xml:space="preserve"> </w:t>
+      </w:r>
+      <w:r>
+        <w:t xml:space="preserve">is the population distribution.</w:t>
+      </w:r>
+    </w:p>
+    <w:bookmarkEnd w:id="21"/>
+    <w:p>
+      <w:pPr>
+        <w:pStyle w:val="BodyText"/>
+      </w:pPr>
+      <w:r>
+        <w:rPr>
+          <w:i/>
+          <w:iCs/>
+        </w:rPr>
+        <w:t xml:space="preserve">Remark</w:t>
+      </w:r>
+      <w:r>
+        <w:t xml:space="preserve">. </w:t>
+      </w:r>
+      <w:r>
+        <w:t xml:space="preserve">Drawing without replacement from a finite population gives observations that are only approximately independent,</w:t>
+      </w:r>
+      <w:r>
+        <w:t xml:space="preserve"> </w:t>
+      </w:r>
+      <w:r>
+        <w:t xml:space="preserve">and nearly so when the population is much larger than the sample.</w:t>
+      </w:r>
+      <w:r>
+        <w:t xml:space="preserve"> </w:t>
+      </w:r>
+      <w:r>
+        <w:t xml:space="preserve">Few real studies draw a perfectly random sample,</w:t>
+      </w:r>
+      <w:r>
+        <w:t xml:space="preserve"> </w:t>
+      </w:r>
+      <w:r>
+        <w:t xml:space="preserve">so conclusions about the population rest on how well the sampling mechanism</w:t>
+      </w:r>
+      <w:r>
+        <w:t xml:space="preserve"> </w:t>
+      </w:r>
+      <w:r>
+        <w:t xml:space="preserve">approximates one.</w:t>
+      </w:r>
+    </w:p>
+    <w:bookmarkStart w:id="22" w:name="exm-population-sample-wcgs"/>
+    <w:p>
+      <w:pPr>
+        <w:pStyle w:val="BodyText"/>
+      </w:pPr>
+      <w:r>
+        <w:rPr>
+          <w:b/>
+          <w:bCs/>
+        </w:rPr>
+        <w:t xml:space="preserve">Example 1 (Population and sample in the WCGS)</w:t>
+      </w:r>
+      <w:r>
+        <w:t xml:space="preserve"> </w:t>
+      </w:r>
+      <w:r>
+        <w:t xml:space="preserve">In 1960, the WCGS recruited employed men aged 39 to 59 years in California.</w:t>
+      </w:r>
+      <w:r>
+        <w:t xml:space="preserve"> </w:t>
+      </w:r>
+      <w:r>
+        <w:t xml:space="preserve">Take that group of men as the study’s population (</w:t>
+      </w:r>
+      <w:hyperlink w:anchor="def-population">
+        <w:r>
+          <w:rPr>
+            <w:rStyle w:val="Hyperlink"/>
+          </w:rPr>
+          <w:t xml:space="preserve">Definition 1</w:t>
+        </w:r>
+      </w:hyperlink>
+      <w:r>
+        <w:t xml:space="preserve">),</w:t>
+      </w:r>
+      <w:r>
+        <w:t xml:space="preserve"> </w:t>
+      </w:r>
+      <w:r>
+        <w:t xml:space="preserve">so the population distribution (</w:t>
+      </w:r>
+      <w:hyperlink w:anchor="def-population-distribution">
+        <w:r>
+          <w:rPr>
+            <w:rStyle w:val="Hyperlink"/>
+          </w:rPr>
+          <w:t xml:space="preserve">Definition 2</w:t>
+        </w:r>
+      </w:hyperlink>
+      <w:r>
+        <w:t xml:space="preserve">) of cholesterol is its distribution among those men.</w:t>
+      </w:r>
+      <w:r>
+        <w:t xml:space="preserve"> </w:t>
+      </w:r>
+      <w:r>
+        <w:t xml:space="preserve">The</w:t>
+      </w:r>
+      <w:r>
+        <w:t xml:space="preserve"> </w:t>
+      </w:r>
+      <w:r>
+        <w:rPr>
+          <w:rStyle w:val="VerbatimChar"/>
+        </w:rPr>
+        <w:t xml:space="preserve">wcgs</w:t>
+      </w:r>
+      <w:r>
+        <w:t xml:space="preserve"> </w:t>
+      </w:r>
+      <w:r>
+        <w:t xml:space="preserve">data frame is the sample (</w:t>
+      </w:r>
+      <w:hyperlink w:anchor="def-sample">
+        <w:r>
+          <w:rPr>
+            <w:rStyle w:val="Hyperlink"/>
+          </w:rPr>
+          <w:t xml:space="preserve">Definition 3</w:t>
+        </w:r>
+      </w:hyperlink>
+      <w:r>
+        <w:t xml:space="preserve">):</w:t>
+      </w:r>
+      <w:r>
+        <w:t xml:space="preserve"> </w:t>
+      </w:r>
+      <w:r>
+        <w:t xml:space="preserve">it holds 3154 of the men in that population.</w:t>
+      </w:r>
+      <w:r>
+        <w:t xml:space="preserve"> </w:t>
+      </w:r>
+      <w:r>
+        <w:t xml:space="preserve">The men volunteered, through 10 companies,</w:t>
+      </w:r>
+      <w:r>
+        <w:t xml:space="preserve"> </w:t>
+      </w:r>
+      <w:r>
+        <w:t xml:space="preserve">so the sample is not a random sample (</w:t>
+      </w:r>
+      <w:hyperlink w:anchor="def-random-sample">
+        <w:r>
+          <w:rPr>
+            <w:rStyle w:val="Hyperlink"/>
+          </w:rPr>
+          <w:t xml:space="preserve">Definition 4</w:t>
+        </w:r>
+      </w:hyperlink>
+      <w:r>
+        <w:t xml:space="preserve">) of the population.</w:t>
+      </w:r>
+      <w:r>
+        <w:t xml:space="preserve"> </w:t>
+      </w:r>
+      <w:r>
+        <w:t xml:space="preserve">Its mean cholesterol, 226.4 mg/dL,</w:t>
+      </w:r>
+      <w:r>
+        <w:t xml:space="preserve"> </w:t>
+      </w:r>
+      <w:r>
+        <w:t xml:space="preserve">describes these 3154 men exactly,</w:t>
+      </w:r>
+      <w:r>
+        <w:t xml:space="preserve"> </w:t>
+      </w:r>
+      <w:r>
+        <w:t xml:space="preserve">but it estimates the population mean well</w:t>
+      </w:r>
+      <w:r>
+        <w:t xml:space="preserve"> </w:t>
+      </w:r>
+      <w:r>
+        <w:t xml:space="preserve">only to the extent that the volunteers resemble the rest of the population.</w:t>
+      </w:r>
+    </w:p>
+    <w:bookmarkEnd w:id="22"/>
+    <w:bookmarkEnd w:id="23"/>
+    <w:bookmarkEnd w:id="24"/>
+    <w:bookmarkStart w:id="48" w:name="summarizing-a-single-variable"/>
     <w:p>
       <w:pPr>
         <w:pStyle w:val="Heading2"/>
@@ -1934,7 +3112,7 @@
         <w:t xml:space="preserve">2 Summarizing a single variable</w:t>
       </w:r>
     </w:p>
-    <w:bookmarkStart w:id="21" w:name="measures-of-center"/>
+    <w:bookmarkStart w:id="30" w:name="measures-of-center"/>
     <w:p>
       <w:pPr>
         <w:pStyle w:val="Heading3"/>
@@ -1943,7 +3121,7 @@
         <w:t xml:space="preserve">2.1 Measures of center</w:t>
       </w:r>
     </w:p>
-    <w:bookmarkStart w:id="16" w:name="def-sample-mean"/>
+    <w:bookmarkStart w:id="25" w:name="def-sample-mean"/>
     <w:p>
       <w:pPr>
         <w:pStyle w:val="FirstParagraph"/>
@@ -1953,7 +3131,7 @@
           <w:b/>
           <w:bCs/>
         </w:rPr>
-        <w:t xml:space="preserve">Definition 1 (Sample mean)</w:t>
+        <w:t xml:space="preserve">Definition 5 (Sample mean)</w:t>
       </w:r>
       <w:r>
         <w:t xml:space="preserve"> </w:t>
@@ -2142,8 +3320,8 @@
         </m:oMath>
       </m:oMathPara>
     </w:p>
-    <w:bookmarkEnd w:id="16"/>
-    <w:bookmarkStart w:id="17" w:name="exm-sample-mean"/>
+    <w:bookmarkEnd w:id="25"/>
+    <w:bookmarkStart w:id="26" w:name="exm-sample-mean"/>
     <w:p>
       <w:pPr>
         <w:pStyle w:val="FirstParagraph"/>
@@ -2153,7 +3331,7 @@
           <w:b/>
           <w:bCs/>
         </w:rPr>
-        <w:t xml:space="preserve">Example 1 (Mean cholesterol in the WCGS)</w:t>
+        <w:t xml:space="preserve">Example 2 (Mean cholesterol in the WCGS)</w:t>
       </w:r>
       <w:r>
         <w:t xml:space="preserve"> </w:t>
@@ -2251,8 +3429,8 @@
         <w:t xml:space="preserve">#&gt; [1] 226.372</w:t>
       </w:r>
     </w:p>
-    <w:bookmarkEnd w:id="17"/>
-    <w:bookmarkStart w:id="19" w:name="def-sample-median"/>
+    <w:bookmarkEnd w:id="26"/>
+    <w:bookmarkStart w:id="28" w:name="def-sample-median"/>
     <w:p>
       <w:pPr>
         <w:pStyle w:val="FirstParagraph"/>
@@ -2262,7 +3440,7 @@
           <w:b/>
           <w:bCs/>
         </w:rPr>
-        <w:t xml:space="preserve">Definition 2 (Sample median)</w:t>
+        <w:t xml:space="preserve">Definition 6 (Sample median)</w:t>
       </w:r>
       <w:r>
         <w:t xml:space="preserve"> </w:t>
@@ -2301,7 +3479,7 @@
       <w:r>
         <w:t xml:space="preserve"> </w:t>
       </w:r>
-      <w:hyperlink r:id="rId18">
+      <w:hyperlink r:id="rId27">
         <w:r>
           <w:rPr>
             <w:rStyle w:val="Hyperlink"/>
@@ -2618,8 +3796,8 @@
         <w:t xml:space="preserve">.</w:t>
       </w:r>
     </w:p>
-    <w:bookmarkEnd w:id="19"/>
-    <w:bookmarkStart w:id="20" w:name="exm-sample-median"/>
+    <w:bookmarkEnd w:id="28"/>
+    <w:bookmarkStart w:id="29" w:name="exm-sample-median"/>
     <w:p>
       <w:pPr>
         <w:pStyle w:val="FirstParagraph"/>
@@ -2629,7 +3807,7 @@
           <w:b/>
           <w:bCs/>
         </w:rPr>
-        <w:t xml:space="preserve">Example 2 (Median cholesterol in the WCGS)</w:t>
+        <w:t xml:space="preserve">Example 3 (Median cholesterol in the WCGS)</w:t>
       </w:r>
       <w:r>
         <w:t xml:space="preserve"> </w:t>
@@ -2718,7 +3896,7 @@
           <w:rPr>
             <w:rStyle w:val="Hyperlink"/>
           </w:rPr>
-          <w:t xml:space="preserve">Example 1</w:t>
+          <w:t xml:space="preserve">Example 2</w:t>
         </w:r>
       </w:hyperlink>
       <w:r>
@@ -2755,9 +3933,9 @@
         <w:t xml:space="preserve">A median is less sensitive to extreme values than a mean.</w:t>
       </w:r>
     </w:p>
-    <w:bookmarkEnd w:id="20"/>
-    <w:bookmarkEnd w:id="21"/>
-    <w:bookmarkStart w:id="32" w:name="measures-of-spread"/>
+    <w:bookmarkEnd w:id="29"/>
+    <w:bookmarkEnd w:id="30"/>
+    <w:bookmarkStart w:id="41" w:name="measures-of-spread"/>
     <w:p>
       <w:pPr>
         <w:pStyle w:val="Heading3"/>
@@ -2766,7 +3944,7 @@
         <w:t xml:space="preserve">2.2 Measures of spread</w:t>
       </w:r>
     </w:p>
-    <w:bookmarkStart w:id="22" w:name="def-sample-variance"/>
+    <w:bookmarkStart w:id="31" w:name="def-sample-variance"/>
     <w:p>
       <w:pPr>
         <w:pStyle w:val="FirstParagraph"/>
@@ -2776,7 +3954,7 @@
           <w:b/>
           <w:bCs/>
         </w:rPr>
-        <w:t xml:space="preserve">Definition 3 (Sample variance)</w:t>
+        <w:t xml:space="preserve">Definition 7 (Sample variance)</w:t>
       </w:r>
       <w:r>
         <w:t xml:space="preserve"> </w:t>
@@ -2969,8 +4147,8 @@
         </m:oMath>
       </m:oMathPara>
     </w:p>
-    <w:bookmarkEnd w:id="22"/>
-    <w:bookmarkStart w:id="23" w:name="def-sample-sd"/>
+    <w:bookmarkEnd w:id="31"/>
+    <w:bookmarkStart w:id="32" w:name="def-sample-sd"/>
     <w:p>
       <w:pPr>
         <w:pStyle w:val="FirstParagraph"/>
@@ -2980,7 +4158,7 @@
           <w:b/>
           <w:bCs/>
         </w:rPr>
-        <w:t xml:space="preserve">Definition 4 (Sample standard deviation)</w:t>
+        <w:t xml:space="preserve">Definition 8 (Sample standard deviation)</w:t>
       </w:r>
       <w:r>
         <w:t xml:space="preserve"> </w:t>
@@ -3073,8 +4251,8 @@
         </m:oMath>
       </m:oMathPara>
     </w:p>
-    <w:bookmarkEnd w:id="23"/>
-    <w:bookmarkStart w:id="24" w:name="rem-sd-units"/>
+    <w:bookmarkEnd w:id="32"/>
+    <w:bookmarkStart w:id="33" w:name="rem-sd-units"/>
     <w:p>
       <w:pPr>
         <w:pStyle w:val="FirstParagraph"/>
@@ -3105,8 +4283,8 @@
         <w:t xml:space="preserve">whose units are squared.</w:t>
       </w:r>
     </w:p>
-    <w:bookmarkEnd w:id="24"/>
-    <w:bookmarkStart w:id="25" w:name="exm-sample-sd"/>
+    <w:bookmarkEnd w:id="33"/>
+    <w:bookmarkStart w:id="34" w:name="exm-sample-sd"/>
     <w:p>
       <w:pPr>
         <w:pStyle w:val="BodyText"/>
@@ -3116,7 +4294,7 @@
           <w:b/>
           <w:bCs/>
         </w:rPr>
-        <w:t xml:space="preserve">Example 3 (Variance and standard deviation of cholesterol in the WCGS)</w:t>
+        <w:t xml:space="preserve">Example 4 (Variance and standard deviation of cholesterol in the WCGS)</w:t>
       </w:r>
       <w:r>
         <w:t xml:space="preserve"> </w:t>
@@ -3276,8 +4454,8 @@
         <w:t xml:space="preserve">like the cholesterol values themselves.</w:t>
       </w:r>
     </w:p>
-    <w:bookmarkEnd w:id="25"/>
-    <w:bookmarkStart w:id="27" w:name="def-quartiles"/>
+    <w:bookmarkEnd w:id="34"/>
+    <w:bookmarkStart w:id="36" w:name="def-quartiles"/>
     <w:p>
       <w:pPr>
         <w:pStyle w:val="BodyText"/>
@@ -3287,7 +4465,7 @@
           <w:b/>
           <w:bCs/>
         </w:rPr>
-        <w:t xml:space="preserve">Definition 5 (Quartiles)</w:t>
+        <w:t xml:space="preserve">Definition 9 (Quartiles)</w:t>
       </w:r>
       <w:r>
         <w:t xml:space="preserve"> </w:t>
@@ -3367,7 +4545,7 @@
       <w:r>
         <w:t xml:space="preserve">(</w:t>
       </w:r>
-      <w:hyperlink r:id="rId26">
+      <w:hyperlink r:id="rId35">
         <w:r>
           <w:rPr>
             <w:rStyle w:val="Hyperlink"/>
@@ -3385,8 +4563,8 @@
         <w:t xml:space="preserve">also called the 25th and 75th percentiles.</w:t>
       </w:r>
     </w:p>
-    <w:bookmarkEnd w:id="27"/>
-    <w:bookmarkStart w:id="29" w:name="rem-quartile-software"/>
+    <w:bookmarkEnd w:id="36"/>
+    <w:bookmarkStart w:id="38" w:name="rem-quartile-software"/>
     <w:p>
       <w:pPr>
         <w:pStyle w:val="BodyText"/>
@@ -3454,7 +4632,7 @@
       <w:r>
         <w:t xml:space="preserve">(</w:t>
       </w:r>
-      <w:hyperlink r:id="rId28">
+      <w:hyperlink r:id="rId37">
         <w:r>
           <w:rPr>
             <w:rStyle w:val="Hyperlink"/>
@@ -3505,8 +4683,8 @@
         <w:t xml:space="preserve">, interpolates.</w:t>
       </w:r>
     </w:p>
-    <w:bookmarkEnd w:id="29"/>
-    <w:bookmarkStart w:id="30" w:name="def-IQR"/>
+    <w:bookmarkEnd w:id="38"/>
+    <w:bookmarkStart w:id="39" w:name="def-IQR"/>
     <w:p>
       <w:pPr>
         <w:pStyle w:val="BodyText"/>
@@ -3516,7 +4694,7 @@
           <w:b/>
           <w:bCs/>
         </w:rPr>
-        <w:t xml:space="preserve">Definition 6 (Interquartile range)</w:t>
+        <w:t xml:space="preserve">Definition 10 (Interquartile range)</w:t>
       </w:r>
       <w:r>
         <w:t xml:space="preserve"> </w:t>
@@ -3629,8 +4807,8 @@
         </m:oMath>
       </m:oMathPara>
     </w:p>
-    <w:bookmarkEnd w:id="30"/>
-    <w:bookmarkStart w:id="31" w:name="exm-IQR"/>
+    <w:bookmarkEnd w:id="39"/>
+    <w:bookmarkStart w:id="40" w:name="exm-IQR"/>
     <w:p>
       <w:pPr>
         <w:pStyle w:val="FirstParagraph"/>
@@ -3640,7 +4818,7 @@
           <w:b/>
           <w:bCs/>
         </w:rPr>
-        <w:t xml:space="preserve">Example 4 (Quartiles and IQR of cholesterol in the WCGS)</w:t>
+        <w:t xml:space="preserve">Example 5 (Quartiles and IQR of cholesterol in the WCGS)</w:t>
       </w:r>
       <w:r>
         <w:t xml:space="preserve"> </w:t>
@@ -3902,9 +5080,9 @@
         <w:t xml:space="preserve">so it is less sensitive to outliers than the standard deviation.</w:t>
       </w:r>
     </w:p>
-    <w:bookmarkEnd w:id="31"/>
-    <w:bookmarkEnd w:id="32"/>
-    <w:bookmarkStart w:id="34" w:name="summary-statistics-in-r"/>
+    <w:bookmarkEnd w:id="40"/>
+    <w:bookmarkEnd w:id="41"/>
+    <w:bookmarkStart w:id="43" w:name="summary-statistics-in-r"/>
     <w:p>
       <w:pPr>
         <w:pStyle w:val="Heading3"/>
@@ -3970,7 +5148,7 @@
           <w:rPr>
             <w:rStyle w:val="Hyperlink"/>
           </w:rPr>
-          <w:t xml:space="preserve">Definition 5</w:t>
+          <w:t xml:space="preserve">Definition 9</w:t>
         </w:r>
       </w:hyperlink>
       <w:r>
@@ -4071,7 +5249,7 @@
       <w:tr>
         <w:tc>
           <w:tcPr/>
-          <w:bookmarkStart w:id="33" w:name="tbl-wcgs-summary-continuous"/>
+          <w:bookmarkStart w:id="42" w:name="tbl-wcgs-summary-continuous"/>
           <w:p>
             <w:pPr>
               <w:jc w:val="center"/>
@@ -4798,12 +5976,12 @@
               </w:tc>
             </w:tr>
           </w:tbl>
-          <w:bookmarkEnd w:id="33"/>
+          <w:bookmarkEnd w:id="42"/>
         </w:tc>
       </w:tr>
     </w:tbl>
-    <w:bookmarkEnd w:id="34"/>
-    <w:bookmarkStart w:id="38" w:name="binary-and-categorical-variables"/>
+    <w:bookmarkEnd w:id="43"/>
+    <w:bookmarkStart w:id="47" w:name="binary-and-categorical-variables"/>
     <w:p>
       <w:pPr>
         <w:pStyle w:val="Heading3"/>
@@ -4812,7 +5990,7 @@
         <w:t xml:space="preserve">2.4 Binary and categorical variables</w:t>
       </w:r>
     </w:p>
-    <w:bookmarkStart w:id="35" w:name="def-sample-proportion"/>
+    <w:bookmarkStart w:id="44" w:name="def-sample-proportion"/>
     <w:p>
       <w:pPr>
         <w:pStyle w:val="FirstParagraph"/>
@@ -4822,7 +6000,7 @@
           <w:b/>
           <w:bCs/>
         </w:rPr>
-        <w:t xml:space="preserve">Definition 7 (Sample proportion)</w:t>
+        <w:t xml:space="preserve">Definition 11 (Sample proportion)</w:t>
       </w:r>
       <w:r>
         <w:t xml:space="preserve"> </w:t>
@@ -4951,8 +6129,8 @@
         <w:t xml:space="preserve">is the number of observations.</w:t>
       </w:r>
     </w:p>
-    <w:bookmarkEnd w:id="35"/>
-    <w:bookmarkStart w:id="36" w:name="exm-sample-proportion"/>
+    <w:bookmarkEnd w:id="44"/>
+    <w:bookmarkStart w:id="45" w:name="exm-sample-proportion"/>
     <w:p>
       <w:pPr>
         <w:pStyle w:val="BodyText"/>
@@ -4962,7 +6140,7 @@
           <w:b/>
           <w:bCs/>
         </w:rPr>
-        <w:t xml:space="preserve">Example 5 (Proportion of WCGS participants with a CHD event)</w:t>
+        <w:t xml:space="preserve">Example 6 (Proportion of WCGS participants with a CHD event)</w:t>
       </w:r>
       <w:r>
         <w:t xml:space="preserve"> </w:t>
@@ -5113,7 +6291,7 @@
         <w:t xml:space="preserve">0.081.</w:t>
       </w:r>
     </w:p>
-    <w:bookmarkEnd w:id="36"/>
+    <w:bookmarkEnd w:id="45"/>
     <w:p>
       <w:pPr>
         <w:pStyle w:val="BodyText"/>
@@ -5164,7 +6342,7 @@
       <w:tr>
         <w:tc>
           <w:tcPr/>
-          <w:bookmarkStart w:id="37" w:name="tbl-wcgs-summary-cat"/>
+          <w:bookmarkStart w:id="46" w:name="tbl-wcgs-summary-cat"/>
           <w:p>
             <w:pPr>
               <w:jc w:val="center"/>
@@ -6159,13 +7337,13 @@
               </w:tc>
             </w:tr>
           </w:tbl>
-          <w:bookmarkEnd w:id="37"/>
+          <w:bookmarkEnd w:id="46"/>
         </w:tc>
       </w:tr>
     </w:tbl>
-    <w:bookmarkEnd w:id="38"/>
-    <w:bookmarkEnd w:id="39"/>
-    <w:bookmarkStart w:id="72" w:name="graphical-methods"/>
+    <w:bookmarkEnd w:id="47"/>
+    <w:bookmarkEnd w:id="48"/>
+    <w:bookmarkStart w:id="81" w:name="graphical-methods"/>
     <w:p>
       <w:pPr>
         <w:pStyle w:val="Heading2"/>
@@ -6200,7 +7378,7 @@
         <w:t xml:space="preserve">Different types of graph suit different types of variable.</w:t>
       </w:r>
     </w:p>
-    <w:bookmarkStart w:id="46" w:name="histograms"/>
+    <w:bookmarkStart w:id="55" w:name="histograms"/>
     <w:p>
       <w:pPr>
         <w:pStyle w:val="Heading3"/>
@@ -6209,7 +7387,7 @@
         <w:t xml:space="preserve">3.1 Histograms</w:t>
       </w:r>
     </w:p>
-    <w:bookmarkStart w:id="40" w:name="def-histogram"/>
+    <w:bookmarkStart w:id="49" w:name="def-histogram"/>
     <w:p>
       <w:pPr>
         <w:pStyle w:val="FirstParagraph"/>
@@ -6219,7 +7397,7 @@
           <w:b/>
           <w:bCs/>
         </w:rPr>
-        <w:t xml:space="preserve">Definition 8 (Histogram)</w:t>
+        <w:t xml:space="preserve">Definition 12 (Histogram)</w:t>
       </w:r>
       <w:r>
         <w:t xml:space="preserve"> </w:t>
@@ -6262,8 +7440,8 @@
         <w:t xml:space="preserve">whose height is the number (or proportion) of observations in that interval.</w:t>
       </w:r>
     </w:p>
-    <w:bookmarkEnd w:id="40"/>
-    <w:bookmarkStart w:id="41" w:name="def-bin"/>
+    <w:bookmarkEnd w:id="49"/>
+    <w:bookmarkStart w:id="50" w:name="def-bin"/>
     <w:p>
       <w:pPr>
         <w:pStyle w:val="BodyText"/>
@@ -6273,7 +7451,7 @@
           <w:b/>
           <w:bCs/>
         </w:rPr>
-        <w:t xml:space="preserve">Definition 9 (Bin)</w:t>
+        <w:t xml:space="preserve">Definition 13 (Bin)</w:t>
       </w:r>
       <w:r>
         <w:t xml:space="preserve"> </w:t>
@@ -6298,7 +7476,7 @@
         <w:t xml:space="preserve">of a histogram is one of its intervals.</w:t>
       </w:r>
     </w:p>
-    <w:bookmarkEnd w:id="41"/>
+    <w:bookmarkEnd w:id="50"/>
     <w:tbl>
       <w:tblPr>
         <w:tblStyle w:val="Table"/>
@@ -6312,7 +7490,7 @@
       <w:tr>
         <w:tc>
           <w:tcPr/>
-          <w:bookmarkStart w:id="45" w:name="fig-hist-chol"/>
+          <w:bookmarkStart w:id="54" w:name="fig-hist-chol"/>
           <w:p>
             <w:pPr>
               <w:pStyle w:val="SourceCode"/>
@@ -6598,18 +7776,18 @@
                 <wp:inline>
                   <wp:extent cx="4620126" cy="3696101"/>
                   <wp:effectExtent b="0" l="0" r="0" t="0"/>
-                  <wp:docPr descr="" title="" id="43" name="Picture"/>
+                  <wp:docPr descr="" title="" id="52" name="Picture"/>
                   <a:graphic>
                     <a:graphicData uri="http://schemas.openxmlformats.org/drawingml/2006/picture">
                       <pic:pic>
                         <pic:nvPicPr>
-                          <pic:cNvPr descr="exploratory-descriptive_files/figure-docx/unnamed-chunk-8-1.png" id="44" name="Picture"/>
+                          <pic:cNvPr descr="exploratory-descriptive_files/figure-docx/unnamed-chunk-8-1.png" id="53" name="Picture"/>
                           <pic:cNvPicPr>
                             <a:picLocks noChangeArrowheads="1" noChangeAspect="1"/>
                           </pic:cNvPicPr>
                         </pic:nvPicPr>
                         <pic:blipFill>
-                          <a:blip r:embed="rId42"/>
+                          <a:blip r:embed="rId51"/>
                           <a:stretch>
                             <a:fillRect/>
                           </a:stretch>
@@ -6649,7 +7827,7 @@
               <w:t xml:space="preserve">Figure 1: Histogram of total cholesterol in the WCGS dataset</w:t>
             </w:r>
           </w:p>
-          <w:bookmarkEnd w:id="45"/>
+          <w:bookmarkEnd w:id="54"/>
         </w:tc>
       </w:tr>
     </w:tbl>
@@ -6696,8 +7874,8 @@
         <w:t xml:space="preserve">but the largest value is 645 mg/dL.</w:t>
       </w:r>
     </w:p>
-    <w:bookmarkEnd w:id="46"/>
-    <w:bookmarkStart w:id="52" w:name="density-plots"/>
+    <w:bookmarkEnd w:id="55"/>
+    <w:bookmarkStart w:id="61" w:name="density-plots"/>
     <w:p>
       <w:pPr>
         <w:pStyle w:val="Heading3"/>
@@ -6706,7 +7884,7 @@
         <w:t xml:space="preserve">3.2 Density plots</w:t>
       </w:r>
     </w:p>
-    <w:bookmarkStart w:id="47" w:name="def-density-plot"/>
+    <w:bookmarkStart w:id="56" w:name="def-density-plot"/>
     <w:p>
       <w:pPr>
         <w:pStyle w:val="FirstParagraph"/>
@@ -6716,7 +7894,7 @@
           <w:b/>
           <w:bCs/>
         </w:rPr>
-        <w:t xml:space="preserve">Definition 10 (Density plot)</w:t>
+        <w:t xml:space="preserve">Definition 14 (Density plot)</w:t>
       </w:r>
       <w:r>
         <w:t xml:space="preserve"> </w:t>
@@ -6753,7 +7931,7 @@
         <w:t xml:space="preserve">scaled so that the area under the curve is 1.</w:t>
       </w:r>
     </w:p>
-    <w:bookmarkEnd w:id="47"/>
+    <w:bookmarkEnd w:id="56"/>
     <w:tbl>
       <w:tblPr>
         <w:tblStyle w:val="Table"/>
@@ -6767,7 +7945,7 @@
       <w:tr>
         <w:tc>
           <w:tcPr/>
-          <w:bookmarkStart w:id="51" w:name="fig-density-chol"/>
+          <w:bookmarkStart w:id="60" w:name="fig-density-chol"/>
           <w:p>
             <w:pPr>
               <w:pStyle w:val="SourceCode"/>
@@ -7029,18 +8207,18 @@
                 <wp:inline>
                   <wp:extent cx="4620126" cy="3696101"/>
                   <wp:effectExtent b="0" l="0" r="0" t="0"/>
-                  <wp:docPr descr="" title="" id="49" name="Picture"/>
+                  <wp:docPr descr="" title="" id="58" name="Picture"/>
                   <a:graphic>
                     <a:graphicData uri="http://schemas.openxmlformats.org/drawingml/2006/picture">
                       <pic:pic>
                         <pic:nvPicPr>
-                          <pic:cNvPr descr="exploratory-descriptive_files/figure-docx/unnamed-chunk-9-1.png" id="50" name="Picture"/>
+                          <pic:cNvPr descr="exploratory-descriptive_files/figure-docx/unnamed-chunk-9-1.png" id="59" name="Picture"/>
                           <pic:cNvPicPr>
                             <a:picLocks noChangeArrowheads="1" noChangeAspect="1"/>
                           </pic:cNvPicPr>
                         </pic:nvPicPr>
                         <pic:blipFill>
-                          <a:blip r:embed="rId48"/>
+                          <a:blip r:embed="rId57"/>
                           <a:stretch>
                             <a:fillRect/>
                           </a:stretch>
@@ -7080,12 +8258,12 @@
               <w:t xml:space="preserve">Figure 2: Density plot of total cholesterol in the WCGS dataset</w:t>
             </w:r>
           </w:p>
-          <w:bookmarkEnd w:id="51"/>
+          <w:bookmarkEnd w:id="60"/>
         </w:tc>
       </w:tr>
     </w:tbl>
-    <w:bookmarkEnd w:id="52"/>
-    <w:bookmarkStart w:id="59" w:name="box-plots"/>
+    <w:bookmarkEnd w:id="61"/>
+    <w:bookmarkStart w:id="68" w:name="box-plots"/>
     <w:p>
       <w:pPr>
         <w:pStyle w:val="Heading3"/>
@@ -7094,7 +8272,7 @@
         <w:t xml:space="preserve">3.3 Box plots</w:t>
       </w:r>
     </w:p>
-    <w:bookmarkStart w:id="53" w:name="def-boxplot"/>
+    <w:bookmarkStart w:id="62" w:name="def-boxplot"/>
     <w:p>
       <w:pPr>
         <w:pStyle w:val="FirstParagraph"/>
@@ -7104,7 +8282,7 @@
           <w:b/>
           <w:bCs/>
         </w:rPr>
-        <w:t xml:space="preserve">Definition 11 (Box plot)</w:t>
+        <w:t xml:space="preserve">Definition 15 (Box plot)</w:t>
       </w:r>
       <w:r>
         <w:t xml:space="preserve"> </w:t>
@@ -7270,8 +8448,8 @@
         <w:t xml:space="preserve">as potential outliers.</w:t>
       </w:r>
     </w:p>
-    <w:bookmarkEnd w:id="53"/>
-    <w:bookmarkStart w:id="54" w:name="rem-whisker-rule"/>
+    <w:bookmarkEnd w:id="62"/>
+    <w:bookmarkStart w:id="63" w:name="rem-whisker-rule"/>
     <w:p>
       <w:pPr>
         <w:pStyle w:val="FirstParagraph"/>
@@ -7356,7 +8534,7 @@
         <w:t xml:space="preserve">such as whiskers that run to the minimum and maximum.</w:t>
       </w:r>
     </w:p>
-    <w:bookmarkEnd w:id="54"/>
+    <w:bookmarkEnd w:id="63"/>
     <w:tbl>
       <w:tblPr>
         <w:tblStyle w:val="Table"/>
@@ -7370,7 +8548,7 @@
       <w:tr>
         <w:tc>
           <w:tcPr/>
-          <w:bookmarkStart w:id="58" w:name="fig-box-chol"/>
+          <w:bookmarkStart w:id="67" w:name="fig-box-chol"/>
           <w:p>
             <w:pPr>
               <w:pStyle w:val="SourceCode"/>
@@ -7647,18 +8825,18 @@
                 <wp:inline>
                   <wp:extent cx="4620126" cy="3696101"/>
                   <wp:effectExtent b="0" l="0" r="0" t="0"/>
-                  <wp:docPr descr="" title="" id="56" name="Picture"/>
+                  <wp:docPr descr="" title="" id="65" name="Picture"/>
                   <a:graphic>
                     <a:graphicData uri="http://schemas.openxmlformats.org/drawingml/2006/picture">
                       <pic:pic>
                         <pic:nvPicPr>
-                          <pic:cNvPr descr="exploratory-descriptive_files/figure-docx/unnamed-chunk-10-1.png" id="57" name="Picture"/>
+                          <pic:cNvPr descr="exploratory-descriptive_files/figure-docx/unnamed-chunk-10-1.png" id="66" name="Picture"/>
                           <pic:cNvPicPr>
                             <a:picLocks noChangeArrowheads="1" noChangeAspect="1"/>
                           </pic:cNvPicPr>
                         </pic:nvPicPr>
                         <pic:blipFill>
-                          <a:blip r:embed="rId55"/>
+                          <a:blip r:embed="rId64"/>
                           <a:stretch>
                             <a:fillRect/>
                           </a:stretch>
@@ -7698,12 +8876,12 @@
               <w:t xml:space="preserve">Figure 3: Box plot of total cholesterol in the WCGS dataset</w:t>
             </w:r>
           </w:p>
-          <w:bookmarkEnd w:id="58"/>
+          <w:bookmarkEnd w:id="67"/>
         </w:tc>
       </w:tr>
     </w:tbl>
-    <w:bookmarkEnd w:id="59"/>
-    <w:bookmarkStart w:id="65" w:name="bar-charts"/>
+    <w:bookmarkEnd w:id="68"/>
+    <w:bookmarkStart w:id="74" w:name="bar-charts"/>
     <w:p>
       <w:pPr>
         <w:pStyle w:val="Heading3"/>
@@ -7712,7 +8890,7 @@
         <w:t xml:space="preserve">3.4 Bar charts</w:t>
       </w:r>
     </w:p>
-    <w:bookmarkStart w:id="60" w:name="def-bar-chart"/>
+    <w:bookmarkStart w:id="69" w:name="def-bar-chart"/>
     <w:p>
       <w:pPr>
         <w:pStyle w:val="FirstParagraph"/>
@@ -7722,7 +8900,7 @@
           <w:b/>
           <w:bCs/>
         </w:rPr>
-        <w:t xml:space="preserve">Definition 12 (Bar chart)</w:t>
+        <w:t xml:space="preserve">Definition 16 (Bar chart)</w:t>
       </w:r>
       <w:r>
         <w:t xml:space="preserve"> </w:t>
@@ -7759,7 +8937,7 @@
         <w:t xml:space="preserve">as one bar per category.</w:t>
       </w:r>
     </w:p>
-    <w:bookmarkEnd w:id="60"/>
+    <w:bookmarkEnd w:id="69"/>
     <w:tbl>
       <w:tblPr>
         <w:tblStyle w:val="Table"/>
@@ -7773,7 +8951,7 @@
       <w:tr>
         <w:tc>
           <w:tcPr/>
-          <w:bookmarkStart w:id="64" w:name="fig-bar-behpat"/>
+          <w:bookmarkStart w:id="73" w:name="fig-bar-behpat"/>
           <w:p>
             <w:pPr>
               <w:pStyle w:val="SourceCode"/>
@@ -8011,18 +9189,18 @@
                 <wp:inline>
                   <wp:extent cx="4620126" cy="3696101"/>
                   <wp:effectExtent b="0" l="0" r="0" t="0"/>
-                  <wp:docPr descr="" title="" id="62" name="Picture"/>
+                  <wp:docPr descr="" title="" id="71" name="Picture"/>
                   <a:graphic>
                     <a:graphicData uri="http://schemas.openxmlformats.org/drawingml/2006/picture">
                       <pic:pic>
                         <pic:nvPicPr>
-                          <pic:cNvPr descr="exploratory-descriptive_files/figure-docx/unnamed-chunk-11-1.png" id="63" name="Picture"/>
+                          <pic:cNvPr descr="exploratory-descriptive_files/figure-docx/unnamed-chunk-11-1.png" id="72" name="Picture"/>
                           <pic:cNvPicPr>
                             <a:picLocks noChangeArrowheads="1" noChangeAspect="1"/>
                           </pic:cNvPicPr>
                         </pic:nvPicPr>
                         <pic:blipFill>
-                          <a:blip r:embed="rId61"/>
+                          <a:blip r:embed="rId70"/>
                           <a:stretch>
                             <a:fillRect/>
                           </a:stretch>
@@ -8062,12 +9240,12 @@
               <w:t xml:space="preserve">Figure 4: Bar chart of behavioral pattern in the WCGS dataset</w:t>
             </w:r>
           </w:p>
-          <w:bookmarkEnd w:id="64"/>
+          <w:bookmarkEnd w:id="73"/>
         </w:tc>
       </w:tr>
     </w:tbl>
-    <w:bookmarkEnd w:id="65"/>
-    <w:bookmarkStart w:id="71" w:name="normal-quantile-quantile-plots"/>
+    <w:bookmarkEnd w:id="74"/>
+    <w:bookmarkStart w:id="80" w:name="normal-quantile-quantile-plots"/>
     <w:p>
       <w:pPr>
         <w:pStyle w:val="Heading3"/>
@@ -8076,7 +9254,7 @@
         <w:t xml:space="preserve">3.5 Normal quantile-quantile plots</w:t>
       </w:r>
     </w:p>
-    <w:bookmarkStart w:id="66" w:name="def-qq-plot"/>
+    <w:bookmarkStart w:id="75" w:name="def-qq-plot"/>
     <w:p>
       <w:pPr>
         <w:pStyle w:val="FirstParagraph"/>
@@ -8086,7 +9264,7 @@
           <w:b/>
           <w:bCs/>
         </w:rPr>
-        <w:t xml:space="preserve">Definition 13 (Normal quantile-quantile plot)</w:t>
+        <w:t xml:space="preserve">Definition 17 (Normal quantile-quantile plot)</w:t>
       </w:r>
       <w:r>
         <w:t xml:space="preserve"> </w:t>
@@ -8116,7 +9294,7 @@
       <w:r>
         <w:t xml:space="preserve">(</w:t>
       </w:r>
-      <w:hyperlink r:id="rId18">
+      <w:hyperlink r:id="rId27">
         <w:r>
           <w:rPr>
             <w:rStyle w:val="Hyperlink"/>
@@ -8146,7 +9324,7 @@
         <w:t xml:space="preserve">the points fall close to a straight line.</w:t>
       </w:r>
     </w:p>
-    <w:bookmarkEnd w:id="66"/>
+    <w:bookmarkEnd w:id="75"/>
     <w:tbl>
       <w:tblPr>
         <w:tblStyle w:val="Table"/>
@@ -8160,7 +9338,7 @@
       <w:tr>
         <w:tc>
           <w:tcPr/>
-          <w:bookmarkStart w:id="70" w:name="fig-qq-chol"/>
+          <w:bookmarkStart w:id="79" w:name="fig-qq-chol"/>
           <w:p>
             <w:pPr>
               <w:pStyle w:val="SourceCode"/>
@@ -8431,18 +9609,18 @@
                 <wp:inline>
                   <wp:extent cx="4620126" cy="3696101"/>
                   <wp:effectExtent b="0" l="0" r="0" t="0"/>
-                  <wp:docPr descr="" title="" id="68" name="Picture"/>
+                  <wp:docPr descr="" title="" id="77" name="Picture"/>
                   <a:graphic>
                     <a:graphicData uri="http://schemas.openxmlformats.org/drawingml/2006/picture">
                       <pic:pic>
                         <pic:nvPicPr>
-                          <pic:cNvPr descr="exploratory-descriptive_files/figure-docx/unnamed-chunk-12-1.png" id="69" name="Picture"/>
+                          <pic:cNvPr descr="exploratory-descriptive_files/figure-docx/unnamed-chunk-12-1.png" id="78" name="Picture"/>
                           <pic:cNvPicPr>
                             <a:picLocks noChangeArrowheads="1" noChangeAspect="1"/>
                           </pic:cNvPicPr>
                         </pic:nvPicPr>
                         <pic:blipFill>
-                          <a:blip r:embed="rId67"/>
+                          <a:blip r:embed="rId76"/>
                           <a:stretch>
                             <a:fillRect/>
                           </a:stretch>
@@ -8482,7 +9660,7 @@
               <w:t xml:space="preserve">Figure 5: Normal Q-Q plot for total cholesterol in the WCGS dataset</w:t>
             </w:r>
           </w:p>
-          <w:bookmarkEnd w:id="70"/>
+          <w:bookmarkEnd w:id="79"/>
         </w:tc>
       </w:tr>
     </w:tbl>
@@ -8528,9 +9706,9 @@
         <w:t xml:space="preserve">.</w:t>
       </w:r>
     </w:p>
-    <w:bookmarkEnd w:id="71"/>
-    <w:bookmarkEnd w:id="72"/>
-    <w:bookmarkStart w:id="99" w:name="bivariate-relationships"/>
+    <w:bookmarkEnd w:id="80"/>
+    <w:bookmarkEnd w:id="81"/>
+    <w:bookmarkStart w:id="108" w:name="bivariate-relationships"/>
     <w:p>
       <w:pPr>
         <w:pStyle w:val="Heading2"/>
@@ -8539,7 +9717,7 @@
         <w:t xml:space="preserve">4 Bivariate relationships</w:t>
       </w:r>
     </w:p>
-    <w:bookmarkStart w:id="84" w:name="two-continuous-variables"/>
+    <w:bookmarkStart w:id="93" w:name="two-continuous-variables"/>
     <w:p>
       <w:pPr>
         <w:pStyle w:val="Heading3"/>
@@ -8548,7 +9726,7 @@
         <w:t xml:space="preserve">4.1 Two continuous variables</w:t>
       </w:r>
     </w:p>
-    <w:bookmarkStart w:id="73" w:name="def-scatterplot"/>
+    <w:bookmarkStart w:id="82" w:name="def-scatterplot"/>
     <w:p>
       <w:pPr>
         <w:pStyle w:val="FirstParagraph"/>
@@ -8558,7 +9736,7 @@
           <w:b/>
           <w:bCs/>
         </w:rPr>
-        <w:t xml:space="preserve">Definition 14 (Scatter plot)</w:t>
+        <w:t xml:space="preserve">Definition 18 (Scatter plot)</w:t>
       </w:r>
       <w:r>
         <w:t xml:space="preserve"> </w:t>
@@ -8595,7 +9773,7 @@
         <w:t xml:space="preserve">with one variable on each axis.</w:t>
       </w:r>
     </w:p>
-    <w:bookmarkEnd w:id="73"/>
+    <w:bookmarkEnd w:id="82"/>
     <w:tbl>
       <w:tblPr>
         <w:tblStyle w:val="Table"/>
@@ -8609,7 +9787,7 @@
       <w:tr>
         <w:tc>
           <w:tcPr/>
-          <w:bookmarkStart w:id="77" w:name="fig-scatter-chol-sbp"/>
+          <w:bookmarkStart w:id="86" w:name="fig-scatter-chol-sbp"/>
           <w:p>
             <w:pPr>
               <w:pStyle w:val="SourceCode"/>
@@ -8964,18 +10142,18 @@
                 <wp:inline>
                   <wp:extent cx="4620126" cy="3696101"/>
                   <wp:effectExtent b="0" l="0" r="0" t="0"/>
-                  <wp:docPr descr="" title="" id="75" name="Picture"/>
+                  <wp:docPr descr="" title="" id="84" name="Picture"/>
                   <a:graphic>
                     <a:graphicData uri="http://schemas.openxmlformats.org/drawingml/2006/picture">
                       <pic:pic>
                         <pic:nvPicPr>
-                          <pic:cNvPr descr="exploratory-descriptive_files/figure-docx/unnamed-chunk-13-1.png" id="76" name="Picture"/>
+                          <pic:cNvPr descr="exploratory-descriptive_files/figure-docx/unnamed-chunk-13-1.png" id="85" name="Picture"/>
                           <pic:cNvPicPr>
                             <a:picLocks noChangeArrowheads="1" noChangeAspect="1"/>
                           </pic:cNvPicPr>
                         </pic:nvPicPr>
                         <pic:blipFill>
-                          <a:blip r:embed="rId74"/>
+                          <a:blip r:embed="rId83"/>
                           <a:stretch>
                             <a:fillRect/>
                           </a:stretch>
@@ -9021,11 +10199,11 @@
               <w:t xml:space="preserve">with a least-squares line</w:t>
             </w:r>
           </w:p>
-          <w:bookmarkEnd w:id="77"/>
+          <w:bookmarkEnd w:id="86"/>
         </w:tc>
       </w:tr>
     </w:tbl>
-    <w:bookmarkStart w:id="78" w:name="def-pearson-r"/>
+    <w:bookmarkStart w:id="87" w:name="def-pearson-r"/>
     <w:p>
       <w:pPr>
         <w:pStyle w:val="BodyText"/>
@@ -9035,7 +10213,7 @@
           <w:b/>
           <w:bCs/>
         </w:rPr>
-        <w:t xml:space="preserve">Definition 15 (Pearson correlation coefficient)</w:t>
+        <w:t xml:space="preserve">Definition 19 (Pearson correlation coefficient)</w:t>
       </w:r>
       <w:r>
         <w:t xml:space="preserve"> </w:t>
@@ -9525,8 +10703,8 @@
         <w:t xml:space="preserve">so that both sums of squares are positive.</w:t>
       </w:r>
     </w:p>
-    <w:bookmarkEnd w:id="78"/>
-    <w:bookmarkStart w:id="79" w:name="thm-pearson-r-range"/>
+    <w:bookmarkEnd w:id="87"/>
+    <w:bookmarkStart w:id="88" w:name="thm-pearson-r-range"/>
     <w:p>
       <w:pPr>
         <w:pStyle w:val="BodyText"/>
@@ -9697,7 +10875,7 @@
         <w:t xml:space="preserve">if and only if they lie on a straight line with negative slope.</w:t>
       </w:r>
     </w:p>
-    <w:bookmarkEnd w:id="79"/>
+    <w:bookmarkEnd w:id="88"/>
     <w:p>
       <w:pPr>
         <w:pStyle w:val="BodyText"/>
@@ -10841,7 +12019,7 @@
         <w:t xml:space="preserve">.</w:t>
       </w:r>
     </w:p>
-    <w:bookmarkStart w:id="80" w:name="exm-pearson-r"/>
+    <w:bookmarkStart w:id="89" w:name="exm-pearson-r"/>
     <w:p>
       <w:pPr>
         <w:pStyle w:val="BodyText"/>
@@ -10851,7 +12029,7 @@
           <w:b/>
           <w:bCs/>
         </w:rPr>
-        <w:t xml:space="preserve">Example 6 (Correlation between cholesterol and blood pressure in the WCGS)</w:t>
+        <w:t xml:space="preserve">Example 7 (Correlation between cholesterol and blood pressure in the WCGS)</w:t>
       </w:r>
       <w:r>
         <w:t xml:space="preserve"> </w:t>
@@ -10980,7 +12158,7 @@
         <w:t xml:space="preserve">.</w:t>
       </w:r>
     </w:p>
-    <w:bookmarkEnd w:id="80"/>
+    <w:bookmarkEnd w:id="89"/>
     <w:tbl>
       <w:tblPr>
         <w:tblStyle w:val="Table"/>
@@ -11022,18 +12200,18 @@
                 <wp:inline>
                   <wp:extent cx="152400" cy="152400"/>
                   <wp:effectExtent b="0" l="0" r="0" t="0"/>
-                  <wp:docPr descr="" title="" id="82" name="Picture"/>
+                  <wp:docPr descr="" title="" id="91" name="Picture"/>
                   <a:graphic>
                     <a:graphicData uri="http://schemas.openxmlformats.org/drawingml/2006/picture">
                       <pic:pic>
                         <pic:nvPicPr>
-                          <pic:cNvPr descr="/opt/quarto/share/formats/docx/caution.png" id="83" name="Picture"/>
+                          <pic:cNvPr descr="/opt/quarto/share/formats/docx/caution.png" id="92" name="Picture"/>
                           <pic:cNvPicPr>
                             <a:picLocks noChangeArrowheads="1" noChangeAspect="1"/>
                           </pic:cNvPicPr>
                         </pic:nvPicPr>
                         <pic:blipFill>
-                          <a:blip r:embed="rId81"/>
+                          <a:blip r:embed="rId90"/>
                           <a:stretch>
                             <a:fillRect/>
                           </a:stretch>
@@ -11289,8 +12467,8 @@
         </w:tc>
       </w:tr>
     </w:tbl>
-    <w:bookmarkEnd w:id="84"/>
-    <w:bookmarkStart w:id="94" w:name="X276b94a7d03810956e9ce51874e5dad5aed6d75"/>
+    <w:bookmarkEnd w:id="93"/>
+    <w:bookmarkStart w:id="103" w:name="X276b94a7d03810956e9ce51874e5dad5aed6d75"/>
     <w:p>
       <w:pPr>
         <w:pStyle w:val="Heading3"/>
@@ -11377,7 +12555,7 @@
       <w:tr>
         <w:tc>
           <w:tcPr/>
-          <w:bookmarkStart w:id="88" w:name="fig-box-chol-by-smoke"/>
+          <w:bookmarkStart w:id="97" w:name="fig-box-chol-by-smoke"/>
           <w:p>
             <w:pPr>
               <w:pStyle w:val="SourceCode"/>
@@ -11672,18 +12850,18 @@
                 <wp:inline>
                   <wp:extent cx="4620126" cy="3696101"/>
                   <wp:effectExtent b="0" l="0" r="0" t="0"/>
-                  <wp:docPr descr="" title="" id="86" name="Picture"/>
+                  <wp:docPr descr="" title="" id="95" name="Picture"/>
                   <a:graphic>
                     <a:graphicData uri="http://schemas.openxmlformats.org/drawingml/2006/picture">
                       <pic:pic>
                         <pic:nvPicPr>
-                          <pic:cNvPr descr="exploratory-descriptive_files/figure-docx/unnamed-chunk-14-1.png" id="87" name="Picture"/>
+                          <pic:cNvPr descr="exploratory-descriptive_files/figure-docx/unnamed-chunk-14-1.png" id="96" name="Picture"/>
                           <pic:cNvPicPr>
                             <a:picLocks noChangeArrowheads="1" noChangeAspect="1"/>
                           </pic:cNvPicPr>
                         </pic:nvPicPr>
                         <pic:blipFill>
-                          <a:blip r:embed="rId85"/>
+                          <a:blip r:embed="rId94"/>
                           <a:stretch>
                             <a:fillRect/>
                           </a:stretch>
@@ -11723,7 +12901,7 @@
               <w:t xml:space="preserve">Figure 7: Box plots of cholesterol by smoking status in the WCGS dataset</w:t>
             </w:r>
           </w:p>
-          <w:bookmarkEnd w:id="88"/>
+          <w:bookmarkEnd w:id="97"/>
         </w:tc>
       </w:tr>
     </w:tbl>
@@ -11741,7 +12919,7 @@
       <w:tr>
         <w:tc>
           <w:tcPr/>
-          <w:bookmarkStart w:id="92" w:name="fig-box-chol-by-behpat"/>
+          <w:bookmarkStart w:id="101" w:name="fig-box-chol-by-behpat"/>
           <w:p>
             <w:pPr>
               <w:pStyle w:val="SourceCode"/>
@@ -12036,18 +13214,18 @@
                 <wp:inline>
                   <wp:extent cx="4620126" cy="3696101"/>
                   <wp:effectExtent b="0" l="0" r="0" t="0"/>
-                  <wp:docPr descr="" title="" id="90" name="Picture"/>
+                  <wp:docPr descr="" title="" id="99" name="Picture"/>
                   <a:graphic>
                     <a:graphicData uri="http://schemas.openxmlformats.org/drawingml/2006/picture">
                       <pic:pic>
                         <pic:nvPicPr>
-                          <pic:cNvPr descr="exploratory-descriptive_files/figure-docx/unnamed-chunk-15-1.png" id="91" name="Picture"/>
+                          <pic:cNvPr descr="exploratory-descriptive_files/figure-docx/unnamed-chunk-15-1.png" id="100" name="Picture"/>
                           <pic:cNvPicPr>
                             <a:picLocks noChangeArrowheads="1" noChangeAspect="1"/>
                           </pic:cNvPicPr>
                         </pic:nvPicPr>
                         <pic:blipFill>
-                          <a:blip r:embed="rId89"/>
+                          <a:blip r:embed="rId98"/>
                           <a:stretch>
                             <a:fillRect/>
                           </a:stretch>
@@ -12087,7 +13265,7 @@
               <w:t xml:space="preserve">Figure 8: Box plots of cholesterol by behavioral pattern in the WCGS dataset</w:t>
             </w:r>
           </w:p>
-          <w:bookmarkEnd w:id="92"/>
+          <w:bookmarkEnd w:id="101"/>
         </w:tc>
       </w:tr>
     </w:tbl>
@@ -12123,7 +13301,7 @@
       <w:tr>
         <w:tc>
           <w:tcPr/>
-          <w:bookmarkStart w:id="93" w:name="tbl-chol-by-chd"/>
+          <w:bookmarkStart w:id="102" w:name="tbl-chol-by-chd"/>
           <w:p>
             <w:pPr>
               <w:jc w:val="center"/>
@@ -13064,12 +14242,12 @@
               </w:tc>
             </w:tr>
           </w:tbl>
-          <w:bookmarkEnd w:id="93"/>
+          <w:bookmarkEnd w:id="102"/>
         </w:tc>
       </w:tr>
     </w:tbl>
-    <w:bookmarkEnd w:id="94"/>
-    <w:bookmarkStart w:id="98" w:name="two-categorical-variables"/>
+    <w:bookmarkEnd w:id="103"/>
+    <w:bookmarkStart w:id="107" w:name="two-categorical-variables"/>
     <w:p>
       <w:pPr>
         <w:pStyle w:val="Heading3"/>
@@ -13078,7 +14256,7 @@
         <w:t xml:space="preserve">4.3 Two categorical variables</w:t>
       </w:r>
     </w:p>
-    <w:bookmarkStart w:id="95" w:name="def-contingency-table"/>
+    <w:bookmarkStart w:id="104" w:name="def-contingency-table"/>
     <w:p>
       <w:pPr>
         <w:pStyle w:val="FirstParagraph"/>
@@ -13088,7 +14266,7 @@
           <w:b/>
           <w:bCs/>
         </w:rPr>
-        <w:t xml:space="preserve">Definition 16 (Contingency table)</w:t>
+        <w:t xml:space="preserve">Definition 20 (Contingency table)</w:t>
       </w:r>
       <w:r>
         <w:t xml:space="preserve"> </w:t>
@@ -13507,8 +14685,8 @@
         </w:tc>
       </w:tr>
     </w:tbl>
-    <w:bookmarkEnd w:id="95"/>
-    <w:bookmarkStart w:id="97" w:name="exm-contingency-table"/>
+    <w:bookmarkEnd w:id="104"/>
+    <w:bookmarkStart w:id="106" w:name="exm-contingency-table"/>
     <w:p>
       <w:pPr>
         <w:pStyle w:val="BodyText"/>
@@ -13518,7 +14696,7 @@
           <w:b/>
           <w:bCs/>
         </w:rPr>
-        <w:t xml:space="preserve">Example 7 (Smoking and CHD in the WCGS)</w:t>
+        <w:t xml:space="preserve">Example 8 (Smoking and CHD in the WCGS)</w:t>
       </w:r>
       <w:r>
         <w:t xml:space="preserve"> </w:t>
@@ -13832,7 +15010,7 @@
       <w:tr>
         <w:tc>
           <w:tcPr/>
-          <w:bookmarkStart w:id="96" w:name="tbl-gtsummary-smoke-chd"/>
+          <w:bookmarkStart w:id="105" w:name="tbl-gtsummary-smoke-chd"/>
           <w:p>
             <w:pPr>
               <w:jc w:val="center"/>
@@ -14305,14 +15483,14 @@
               </w:tc>
             </w:tr>
           </w:tbl>
-          <w:bookmarkEnd w:id="96"/>
+          <w:bookmarkEnd w:id="105"/>
         </w:tc>
       </w:tr>
     </w:tbl>
-    <w:bookmarkEnd w:id="97"/>
-    <w:bookmarkEnd w:id="98"/>
-    <w:bookmarkEnd w:id="99"/>
-    <w:bookmarkStart w:id="126" w:name="data-transformations"/>
+    <w:bookmarkEnd w:id="106"/>
+    <w:bookmarkEnd w:id="107"/>
+    <w:bookmarkEnd w:id="108"/>
+    <w:bookmarkStart w:id="135" w:name="data-transformations"/>
     <w:p>
       <w:pPr>
         <w:pStyle w:val="Heading2"/>
@@ -14621,7 +15799,7 @@
         <w:t xml:space="preserve">.</w:t>
       </w:r>
     </w:p>
-    <w:bookmarkStart w:id="108" w:name="fig-hist-sbp-log"/>
+    <w:bookmarkStart w:id="117" w:name="fig-hist-sbp-log"/>
     <w:tbl>
       <w:tblPr>
         <w:tblStyle w:val="Table"/>
@@ -14649,7 +15827,7 @@
             <w:tr>
               <w:tc>
                 <w:tcPr/>
-                <w:bookmarkStart w:id="103" w:name="fig-hist-sbp-raw"/>
+                <w:bookmarkStart w:id="112" w:name="fig-hist-sbp-raw"/>
                 <w:p>
                   <w:pPr>
                     <w:pStyle w:val="SourceCode"/>
@@ -14937,18 +16115,18 @@
                       <wp:inline>
                         <wp:extent cx="2971800" cy="2377440"/>
                         <wp:effectExtent b="0" l="0" r="0" t="0"/>
-                        <wp:docPr descr="" title="" id="101" name="Picture"/>
+                        <wp:docPr descr="" title="" id="110" name="Picture"/>
                         <a:graphic>
                           <a:graphicData uri="http://schemas.openxmlformats.org/drawingml/2006/picture">
                             <pic:pic>
                               <pic:nvPicPr>
-                                <pic:cNvPr descr="exploratory-descriptive_files/figure-docx/unnamed-chunk-18-1.png" id="102" name="Picture"/>
+                                <pic:cNvPr descr="exploratory-descriptive_files/figure-docx/unnamed-chunk-18-1.png" id="111" name="Picture"/>
                                 <pic:cNvPicPr>
                                   <a:picLocks noChangeArrowheads="1" noChangeAspect="1"/>
                                 </pic:cNvPicPr>
                               </pic:nvPicPr>
                               <pic:blipFill>
-                                <a:blip r:embed="rId100"/>
+                                <a:blip r:embed="rId109"/>
                                 <a:stretch>
                                   <a:fillRect/>
                                 </a:stretch>
@@ -14989,7 +16167,7 @@
                     <w:t xml:space="preserve">(a) Raw scale</w:t>
                   </w:r>
                 </w:p>
-                <w:bookmarkEnd w:id="103"/>
+                <w:bookmarkEnd w:id="112"/>
               </w:tc>
             </w:tr>
           </w:tbl>
@@ -15039,7 +16217,7 @@
             <w:tr>
               <w:tc>
                 <w:tcPr/>
-                <w:bookmarkStart w:id="107" w:name="fig-hist-sbp-logscale"/>
+                <w:bookmarkStart w:id="116" w:name="fig-hist-sbp-logscale"/>
                 <w:p>
                   <w:pPr>
                     <w:pStyle w:val="SourceCode"/>
@@ -15327,18 +16505,18 @@
                       <wp:inline>
                         <wp:extent cx="2971800" cy="2377440"/>
                         <wp:effectExtent b="0" l="0" r="0" t="0"/>
-                        <wp:docPr descr="" title="" id="105" name="Picture"/>
+                        <wp:docPr descr="" title="" id="114" name="Picture"/>
                         <a:graphic>
                           <a:graphicData uri="http://schemas.openxmlformats.org/drawingml/2006/picture">
                             <pic:pic>
                               <pic:nvPicPr>
-                                <pic:cNvPr descr="exploratory-descriptive_files/figure-docx/unnamed-chunk-19-1.png" id="106" name="Picture"/>
+                                <pic:cNvPr descr="exploratory-descriptive_files/figure-docx/unnamed-chunk-19-1.png" id="115" name="Picture"/>
                                 <pic:cNvPicPr>
                                   <a:picLocks noChangeArrowheads="1" noChangeAspect="1"/>
                                 </pic:cNvPicPr>
                               </pic:nvPicPr>
                               <pic:blipFill>
-                                <a:blip r:embed="rId104"/>
+                                <a:blip r:embed="rId113"/>
                                 <a:stretch>
                                   <a:fillRect/>
                                 </a:stretch>
@@ -15379,7 +16557,7 @@
                     <w:t xml:space="preserve">(b) Log scale</w:t>
                   </w:r>
                 </w:p>
-                <w:bookmarkEnd w:id="107"/>
+                <w:bookmarkEnd w:id="116"/>
               </w:tc>
             </w:tr>
           </w:tbl>
@@ -15399,7 +16577,7 @@
         <w:t xml:space="preserve">Figure 9: Distribution of systolic blood pressure in the WCGS, on two scales</w:t>
       </w:r>
     </w:p>
-    <w:bookmarkEnd w:id="108"/>
+    <w:bookmarkEnd w:id="117"/>
     <w:p>
       <w:pPr>
         <w:pStyle w:val="SourceCode"/>
@@ -15788,7 +16966,7 @@
         <w:t xml:space="preserve">the assumptions of that model and on the scientific question.</w:t>
       </w:r>
     </w:p>
-    <w:bookmarkStart w:id="125" w:name="sec-rescaling"/>
+    <w:bookmarkStart w:id="134" w:name="sec-rescaling"/>
     <w:p>
       <w:pPr>
         <w:pStyle w:val="Heading3"/>
@@ -15797,7 +16975,7 @@
         <w:t xml:space="preserve">5.1 Rescaling a variable</w:t>
       </w:r>
     </w:p>
-    <w:bookmarkStart w:id="109" w:name="exr-standardize"/>
+    <w:bookmarkStart w:id="118" w:name="exr-standardize"/>
     <w:p>
       <w:pPr>
         <w:pStyle w:val="FirstParagraph"/>
@@ -15906,8 +17084,8 @@
         <w:t xml:space="preserve">What are the units of your answer to part 2?</w:t>
       </w:r>
     </w:p>
-    <w:bookmarkEnd w:id="109"/>
-    <w:bookmarkStart w:id="110" w:name="sol-standardize"/>
+    <w:bookmarkEnd w:id="118"/>
+    <w:bookmarkStart w:id="119" w:name="sol-standardize"/>
     <w:p>
       <w:pPr>
         <w:pStyle w:val="FirstParagraph"/>
@@ -16291,8 +17469,8 @@
         <w:t xml:space="preserve">so the answer has no units.</w:t>
       </w:r>
     </w:p>
-    <w:bookmarkEnd w:id="110"/>
-    <w:bookmarkStart w:id="114" w:name="def-standardization"/>
+    <w:bookmarkEnd w:id="119"/>
+    <w:bookmarkStart w:id="123" w:name="def-standardization"/>
     <w:p>
       <w:pPr>
         <w:pStyle w:val="FirstParagraph"/>
@@ -16302,7 +17480,7 @@
           <w:b/>
           <w:bCs/>
         </w:rPr>
-        <w:t xml:space="preserve">Definition 17 (Standardization)</w:t>
+        <w:t xml:space="preserve">Definition 21 (Standardization)</w:t>
       </w:r>
       <w:r>
         <w:t xml:space="preserve"> </w:t>
@@ -16625,18 +17803,18 @@
                 <wp:inline>
                   <wp:extent cx="152400" cy="152400"/>
                   <wp:effectExtent b="0" l="0" r="0" t="0"/>
-                  <wp:docPr descr="" title="" id="112" name="Picture"/>
+                  <wp:docPr descr="" title="" id="121" name="Picture"/>
                   <a:graphic>
                     <a:graphicData uri="http://schemas.openxmlformats.org/drawingml/2006/picture">
                       <pic:pic>
                         <pic:nvPicPr>
-                          <pic:cNvPr descr="/opt/quarto/share/formats/docx/note.png" id="113" name="Picture"/>
+                          <pic:cNvPr descr="/opt/quarto/share/formats/docx/note.png" id="122" name="Picture"/>
                           <pic:cNvPicPr>
                             <a:picLocks noChangeArrowheads="1" noChangeAspect="1"/>
                           </pic:cNvPicPr>
                         </pic:nvPicPr>
                         <pic:blipFill>
-                          <a:blip r:embed="rId111"/>
+                          <a:blip r:embed="rId120"/>
                           <a:stretch>
                             <a:fillRect/>
                           </a:stretch>
@@ -16730,8 +17908,8 @@
         </w:tc>
       </w:tr>
     </w:tbl>
-    <w:bookmarkEnd w:id="114"/>
-    <w:bookmarkStart w:id="115" w:name="rem-standardization-units"/>
+    <w:bookmarkEnd w:id="123"/>
+    <w:bookmarkStart w:id="124" w:name="rem-standardization-units"/>
     <w:p>
       <w:pPr>
         <w:pStyle w:val="BodyText"/>
@@ -16806,8 +17984,8 @@
         <w:t xml:space="preserve">both become unitless numbers of standard deviations.</w:t>
       </w:r>
     </w:p>
-    <w:bookmarkEnd w:id="115"/>
-    <w:bookmarkStart w:id="118" w:name="thm-standardized-mean-sd"/>
+    <w:bookmarkEnd w:id="124"/>
+    <w:bookmarkStart w:id="127" w:name="thm-standardized-mean-sd"/>
     <w:p>
       <w:pPr>
         <w:pStyle w:val="BodyText"/>
@@ -17005,18 +18183,18 @@
                 <wp:inline>
                   <wp:extent cx="152400" cy="152400"/>
                   <wp:effectExtent b="0" l="0" r="0" t="0"/>
-                  <wp:docPr descr="" title="" id="116" name="Picture"/>
+                  <wp:docPr descr="" title="" id="125" name="Picture"/>
                   <a:graphic>
                     <a:graphicData uri="http://schemas.openxmlformats.org/drawingml/2006/picture">
                       <pic:pic>
                         <pic:nvPicPr>
-                          <pic:cNvPr descr="/opt/quarto/share/formats/docx/note.png" id="117" name="Picture"/>
+                          <pic:cNvPr descr="/opt/quarto/share/formats/docx/note.png" id="126" name="Picture"/>
                           <pic:cNvPicPr>
                             <a:picLocks noChangeArrowheads="1" noChangeAspect="1"/>
                           </pic:cNvPicPr>
                         </pic:nvPicPr>
                         <pic:blipFill>
-                          <a:blip r:embed="rId111"/>
+                          <a:blip r:embed="rId120"/>
                           <a:stretch>
                             <a:fillRect/>
                           </a:stretch>
@@ -17095,7 +18273,7 @@
         </w:tc>
       </w:tr>
     </w:tbl>
-    <w:bookmarkEnd w:id="118"/>
+    <w:bookmarkEnd w:id="127"/>
     <w:p>
       <w:pPr>
         <w:pStyle w:val="BodyText"/>
@@ -17808,7 +18986,7 @@
         <w:t xml:space="preserve">.</w:t>
       </w:r>
     </w:p>
-    <w:bookmarkStart w:id="119" w:name="exm-scale-wcgs"/>
+    <w:bookmarkStart w:id="128" w:name="exm-scale-wcgs"/>
     <w:p>
       <w:pPr>
         <w:pStyle w:val="BodyText"/>
@@ -17818,7 +18996,7 @@
           <w:b/>
           <w:bCs/>
         </w:rPr>
-        <w:t xml:space="preserve">Example 8 (Standardizing cholesterol in R)</w:t>
+        <w:t xml:space="preserve">Example 9 (Standardizing cholesterol in R)</w:t>
       </w:r>
       <w:r>
         <w:t xml:space="preserve"> </w:t>
@@ -18086,8 +19264,8 @@
         <w:t xml:space="preserve">is needed because 12 of the cholesterol values are missing.</w:t>
       </w:r>
     </w:p>
-    <w:bookmarkEnd w:id="119"/>
-    <w:bookmarkStart w:id="122" w:name="def-min-max-scaling"/>
+    <w:bookmarkEnd w:id="128"/>
+    <w:bookmarkStart w:id="131" w:name="def-min-max-scaling"/>
     <w:p>
       <w:pPr>
         <w:pStyle w:val="BodyText"/>
@@ -18097,7 +19275,7 @@
           <w:b/>
           <w:bCs/>
         </w:rPr>
-        <w:t xml:space="preserve">Definition 18 (Min-max scaling)</w:t>
+        <w:t xml:space="preserve">Definition 22 (Min-max scaling)</w:t>
       </w:r>
       <w:r>
         <w:t xml:space="preserve"> </w:t>
@@ -18411,18 +19589,18 @@
                 <wp:inline>
                   <wp:extent cx="152400" cy="152400"/>
                   <wp:effectExtent b="0" l="0" r="0" t="0"/>
-                  <wp:docPr descr="" title="" id="120" name="Picture"/>
+                  <wp:docPr descr="" title="" id="129" name="Picture"/>
                   <a:graphic>
                     <a:graphicData uri="http://schemas.openxmlformats.org/drawingml/2006/picture">
                       <pic:pic>
                         <pic:nvPicPr>
-                          <pic:cNvPr descr="/opt/quarto/share/formats/docx/note.png" id="121" name="Picture"/>
+                          <pic:cNvPr descr="/opt/quarto/share/formats/docx/note.png" id="130" name="Picture"/>
                           <pic:cNvPicPr>
                             <a:picLocks noChangeArrowheads="1" noChangeAspect="1"/>
                           </pic:cNvPicPr>
                         </pic:nvPicPr>
                         <pic:blipFill>
-                          <a:blip r:embed="rId111"/>
+                          <a:blip r:embed="rId120"/>
                           <a:stretch>
                             <a:fillRect/>
                           </a:stretch>
@@ -18489,8 +19667,8 @@
         </w:tc>
       </w:tr>
     </w:tbl>
-    <w:bookmarkEnd w:id="122"/>
-    <w:bookmarkStart w:id="123" w:name="rem-min-max-outliers"/>
+    <w:bookmarkEnd w:id="131"/>
+    <w:bookmarkStart w:id="132" w:name="rem-min-max-outliers"/>
     <w:p>
       <w:pPr>
         <w:pStyle w:val="BodyText"/>
@@ -18699,8 +19877,8 @@
         <w:t xml:space="preserve">.</w:t>
       </w:r>
     </w:p>
-    <w:bookmarkEnd w:id="123"/>
-    <w:bookmarkStart w:id="124" w:name="exm-min-max-wcgs"/>
+    <w:bookmarkEnd w:id="132"/>
+    <w:bookmarkStart w:id="133" w:name="exm-min-max-wcgs"/>
     <w:p>
       <w:pPr>
         <w:pStyle w:val="BodyText"/>
@@ -18710,7 +19888,7 @@
           <w:b/>
           <w:bCs/>
         </w:rPr>
-        <w:t xml:space="preserve">Example 9 (Min-max scaling of cholesterol in the WCGS)</w:t>
+        <w:t xml:space="preserve">Example 10 (Min-max scaling of cholesterol in the WCGS)</w:t>
       </w:r>
       <w:r>
         <w:t xml:space="preserve"> </w:t>
@@ -18939,10 +20117,10 @@
         <w:t xml:space="preserve">but have no units.</w:t>
       </w:r>
     </w:p>
-    <w:bookmarkEnd w:id="124"/>
-    <w:bookmarkEnd w:id="125"/>
-    <w:bookmarkEnd w:id="126"/>
-    <w:bookmarkStart w:id="128" w:name="an-exploratory-data-analysis-workflow"/>
+    <w:bookmarkEnd w:id="133"/>
+    <w:bookmarkEnd w:id="134"/>
+    <w:bookmarkEnd w:id="135"/>
+    <w:bookmarkStart w:id="137" w:name="an-exploratory-data-analysis-workflow"/>
     <w:p>
       <w:pPr>
         <w:pStyle w:val="Heading2"/>
@@ -19170,7 +20348,7 @@
       <w:tr>
         <w:tc>
           <w:tcPr/>
-          <w:bookmarkStart w:id="127" w:name="tbl-wcgs-all-summary"/>
+          <w:bookmarkStart w:id="136" w:name="tbl-wcgs-all-summary"/>
           <w:p>
             <w:pPr>
               <w:jc w:val="center"/>
@@ -20351,12 +21529,12 @@
               </w:tc>
             </w:tr>
           </w:tbl>
-          <w:bookmarkEnd w:id="127"/>
+          <w:bookmarkEnd w:id="136"/>
         </w:tc>
       </w:tr>
     </w:tbl>
-    <w:bookmarkEnd w:id="128"/>
-    <w:bookmarkStart w:id="137" w:name="references"/>
+    <w:bookmarkEnd w:id="137"/>
+    <w:bookmarkStart w:id="146" w:name="references"/>
     <w:p>
       <w:pPr>
         <w:pStyle w:val="Heading2"/>
@@ -20365,8 +21543,8 @@
         <w:t xml:space="preserve">References</w:t>
       </w:r>
     </w:p>
-    <w:bookmarkStart w:id="136" w:name="refs"/>
-    <w:bookmarkStart w:id="129" w:name="ref-geron2017hands"/>
+    <w:bookmarkStart w:id="145" w:name="refs"/>
+    <w:bookmarkStart w:id="138" w:name="ref-geron2017hands"/>
     <w:p>
       <w:pPr>
         <w:pStyle w:val="Bibliography"/>
@@ -20430,8 +21608,8 @@
         <w:t xml:space="preserve">. 1st ed. O’Reilly Media.</w:t>
       </w:r>
     </w:p>
-    <w:bookmarkEnd w:id="129"/>
-    <w:bookmarkStart w:id="131" w:name="ref-james2021islr2e"/>
+    <w:bookmarkEnd w:id="138"/>
+    <w:bookmarkStart w:id="140" w:name="ref-james2021islr2e"/>
     <w:p>
       <w:pPr>
         <w:pStyle w:val="Bibliography"/>
@@ -20469,7 +21647,7 @@
       <w:r>
         <w:t xml:space="preserve"> </w:t>
       </w:r>
-      <w:hyperlink r:id="rId130">
+      <w:hyperlink r:id="rId139">
         <w:r>
           <w:rPr>
             <w:rStyle w:val="Hyperlink"/>
@@ -20481,8 +21659,8 @@
         <w:t xml:space="preserve">.</w:t>
       </w:r>
     </w:p>
-    <w:bookmarkEnd w:id="131"/>
-    <w:bookmarkStart w:id="133" w:name="ref-rosenman1975coronary"/>
+    <w:bookmarkEnd w:id="140"/>
+    <w:bookmarkStart w:id="142" w:name="ref-rosenman1975coronary"/>
     <w:p>
       <w:pPr>
         <w:pStyle w:val="Bibliography"/>
@@ -20524,7 +21702,7 @@
       <w:r>
         <w:t xml:space="preserve"> </w:t>
       </w:r>
-      <w:hyperlink r:id="rId132">
+      <w:hyperlink r:id="rId141">
         <w:r>
           <w:rPr>
             <w:rStyle w:val="Hyperlink"/>
@@ -20536,8 +21714,8 @@
         <w:t xml:space="preserve">.</w:t>
       </w:r>
     </w:p>
-    <w:bookmarkEnd w:id="133"/>
-    <w:bookmarkStart w:id="135" w:name="ref-vittinghoff2e"/>
+    <w:bookmarkEnd w:id="142"/>
+    <w:bookmarkStart w:id="144" w:name="ref-vittinghoff2e"/>
     <w:p>
       <w:pPr>
         <w:pStyle w:val="Bibliography"/>
@@ -20561,7 +21739,7 @@
       <w:r>
         <w:t xml:space="preserve"> </w:t>
       </w:r>
-      <w:hyperlink r:id="rId134">
+      <w:hyperlink r:id="rId143">
         <w:r>
           <w:rPr>
             <w:rStyle w:val="Hyperlink"/>
@@ -20573,9 +21751,9 @@
         <w:t xml:space="preserve">.</w:t>
       </w:r>
     </w:p>
-    <w:bookmarkEnd w:id="135"/>
-    <w:bookmarkEnd w:id="136"/>
-    <w:bookmarkEnd w:id="137"/>
+    <w:bookmarkEnd w:id="144"/>
+    <w:bookmarkEnd w:id="145"/>
+    <w:bookmarkEnd w:id="146"/>
     <w:sectPr>
       <w:footnotePr>
         <w:numRestart w:val="eachSect"/>
